--- a/docs/manuscript/Chaco_Signaling_Manuscript.docx
+++ b/docs/manuscript/Chaco_Signaling_Manuscript.docx
@@ -42,7 +42,7 @@
         <w:t xml:space="preserve"> </w:t>
       </w:r>
       <w:r>
-        <w:t xml:space="preserve">^2 [Affiliation]</w:t>
+        <w:t xml:space="preserve">^2 Department of Anthropology, Binghamton University, Binghamton, NY 13902, USA</w:t>
       </w:r>
     </w:p>
     <w:p>
@@ -2678,7 +2678,7 @@
         <w:pStyle w:val="FirstParagraph"/>
       </w:pPr>
       <w:r>
-        <w:t xml:space="preserve">The environmental uncertainty parameter sigma captures the cumulative exposure to environmental stress that a population experiences, integrating shortfall magnitude, duration, and frequency. For Chaco Canyon, the relevant question is not whether drought occurred but how predictable agricultural outcomes were from year to year and decade to decade. The answer, drawing on multiple independent paleoclimate proxies, is that the Chaco florescence coincided with one of the most variable climatic intervals of the late Holocene.</w:t>
+        <w:t xml:space="preserve">The environmental uncertainty parameter sigma captures the cumulative exposure to environmental stress that a population experiences, integrating shortfall magnitude, duration, and frequency. In the analytical model, sigma enters the lambda-sigma feedback and the survival function as a single scalar. In the empirical evaluation, we operationalize sigma in three ways: as rolling PMDI standard deviation (for the annual-resolution correlation tests in Section 5.5), as period-level PMDI variance (for the descriptive period comparison), and as a composite measure for visualization in Figure 6. The analytical predictions concern the qualitative direction of the sigma-construction relationship, not a specific operationalization, so the P5 result (negative correlation between variance and construction) is robust to the choice of sigma measure. For Chaco Canyon, the relevant question is not whether drought occurred but how predictable agricultural outcomes were from year to year and decade to decade. The answer, drawing on multiple independent paleoclimate proxies, is that the Chaco florescence coincided with one of the most variable climatic intervals of the late Holocene.</w:t>
       </w:r>
     </w:p>
     <w:p>
@@ -3219,7 +3219,7 @@
         <w:t xml:space="preserve"> </w:t>
       </w:r>
       <w:r>
-        <w:t xml:space="preserve">The combination of hereditary elite status, scaled architectural investment, and system-wide inequality increase is consistent with the Spence condition. A Bayesian log-log regression of timber specimen counts on room counts across 13 sites yields a quality-investment slope of beta = 1.67 (94% HDI: 0.84-2.45, P(beta &gt; 0) = 0.9998; Figure 16c), confirming a superlinear relationship between site size and construction investment. However, this prediction is convergent with hierarchy models, and the test has not yet been severe in Mayo’s (2018) sense: quality (</w:t>
+        <w:t xml:space="preserve">The combination of hereditary elite status, scaled architectural investment, and system-wide inequality increase is consistent with the Spence condition. A Bayesian log-log regression of timber specimen counts on room counts across 13 sites (PyMC 5, 2 chains, 1,000 tuning + 2,000 sampling iterations per chain, weakly informative Normal(0, 5) priors on all coefficients) yields a quality-investment slope of beta = 1.67 (94% HDI: 0.84-2.45, P(beta &gt; 0) = 0.9998; Figure 16c), confirming a superlinear relationship between site size and construction investment. However, this prediction is convergent with hierarchy models, and the test has not yet been severe in Mayo’s (2018) sense: quality (</w:t>
       </w:r>
       <w:r>
         <w:rPr>
@@ -3592,7 +3592,7 @@
         <w:pStyle w:val="BodyText"/>
       </w:pPr>
       <w:r>
-        <w:t xml:space="preserve">An annual-resolution analysis provides a severe test. We compiled 2,899 dated timber specimens from the Chaco Research Archive tree-ring database, spanning 25 sites including Pueblo Bonito (556 specimens), Chetro Ketl (593), Pueblo del Arroyo (506), and Aztec Ruins (920), with outer ring dates between 828 and 1200 CE (Figure 14). Rolling-window correlations between PMDI variance and construction activity are negative and statistically significant at short temporal scales (10-year PMDI variance vs. 10-year construction sum: r = -0.17, p = 0.004; 20-year PMDI variance vs. 20-year construction sum: r = -0.15, p = 0.012; n = 301 years). Higher environmental variance is associated with</w:t>
+        <w:t xml:space="preserve">An annual-resolution analysis provides a severe test. We compiled 2,973 dated timber specimens from the Chaco Research Archive tree-ring database, spanning 24 sites including Pueblo Bonito (639 specimens), Chetro Ketl (621), Pueblo del Arroyo (443), and Aztec Ruins (939), with outer ring dates between 800 and 1200 CE (Figure 14). Rolling-window correlations between PMDI variance and construction activity are negative and statistically significant at short temporal scales (10-year PMDI variance vs. 10-year construction sum: r = -0.167, p = 0.004; 20-year PMDI variance vs. 20-year construction sum: r = -0.15, p = 0.012; n = 301 years). Higher environmental variance is associated with</w:t>
       </w:r>
       <w:r>
         <w:t xml:space="preserve"> </w:t>
@@ -3608,7 +3608,7 @@
         <w:t xml:space="preserve"> </w:t>
       </w:r>
       <w:r>
-        <w:t xml:space="preserve">construction, the opposite of what the lambda-sigma feedback predicts. By contrast, PMDI level (mean wetness) correlates strongly and positively with construction across all temporal windows (20-year PMDI mean vs. 20-year construction sum: r = +0.38, p &lt; 0.0001; 30-year PMDI mean vs. 20-year construction sum: r = +0.43, p &lt; 0.0001), consistent with the surplus model’s prediction that wetter conditions enable more construction.</w:t>
+        <w:t xml:space="preserve">construction, the opposite of what the lambda-sigma feedback predicts. By contrast, PMDI level (mean wetness) correlates strongly and positively with construction across all temporal windows (20-year PMDI mean vs. 20-year construction sum: r = +0.386, p &lt; 0.0001; 30-year PMDI mean vs. 20-year construction sum: r = +0.43, p &lt; 0.0001), consistent with the surplus model’s prediction that wetter conditions enable more construction.</w:t>
       </w:r>
     </w:p>
     <w:p>
@@ -4061,7 +4061,7 @@
         <w:pStyle w:val="BodyText"/>
       </w:pPr>
       <w:r>
-        <w:t xml:space="preserve">The tree-ring record quantifies these three features precisely (Figures 15, 16). Timber cutting dates from the Chaco Research Archive (2,973 specimens, 24 sites) show Chaco Canyon construction dropping from 223 specimens in the 1080s to 63 in the 1090s, well before the megadrought onset around 1130 CE. A Bayesian change-point analysis (Poisson model with uniform prior over AD 1020-1140) places the construction regime shift at AD 1082 (P(changepoint before 1130) = 1.000; Figure 16b), with the construction rate dropping from 16.0 timbers/year before the changepoint to 7.4 timbers/year after. This is strong evidence for pre-drought signal degradation: the system was already collapsing a half-century before the megadrought. Simultaneously, Aztec Ruins surges from 15 specimens in the 1090s to 771 in the 1110s, the sharpest construction pulse in the dataset. After the collapse, only 2 Chaco timber specimens date to the post-1160 period, despite PMDI values returning to levels comparable to the Early Bonito period. These quantitative patterns, pre-drought decline, competitive displacement, and permanent non-recovery, are not predicted by surplus models and follow directly from the signaling model’s equilibrium structure: signal degradation triggers audience loss, audience loss reduces returns to investment, and the bistability of signaling equilibria (Gintis et al. 2001) prevents spontaneous recovery. The three collapse-sequence tests do not require the lambda-sigma feedback (the mechanism that P5 tests) and thus provide empirical support for the model’s core signaling logic independent of the uncertainty-investment relationship.</w:t>
+        <w:t xml:space="preserve">The tree-ring record quantifies these three features precisely (Figures 15, 16). Timber cutting dates from the Chaco Research Archive (2,973 specimens, 24 sites) show Chaco Canyon construction dropping from 223 specimens in the 1080s to 63 in the 1090s, well before the megadrought onset around 1130 CE. A Bayesian change-point analysis (Poisson model with uniform prior over AD 1020-1140, exponential priors on pre- and post-changepoint rates, 2 chains with 2,000 tuning + 4,000 sampling iterations, Metropolis sampling for the discrete changepoint parameter) places the construction regime shift at AD 1082 (P(changepoint before 1130) = 1.000; Figure 16b), with the construction rate dropping from 16.0 timbers/year before the changepoint to 7.4 timbers/year after. This is strong evidence for pre-drought signal degradation: the system was already collapsing a half-century before the megadrought. Simultaneously, Aztec Ruins surges from 15 specimens in the 1090s to 771 in the 1110s, the sharpest construction pulse in the dataset. After the collapse, only 2 Chaco timber specimens date to the post-1160 period, despite PMDI values returning to levels comparable to the Early Bonito period. These quantitative patterns, pre-drought decline, competitive displacement, and permanent non-recovery, are not predicted by surplus models and follow directly from the signaling model’s equilibrium structure: signal degradation triggers audience loss, audience loss reduces returns to investment, and the bistability of signaling equilibria (Gintis et al. 2001) prevents spontaneous recovery. The three collapse-sequence tests do not require the lambda-sigma feedback (the mechanism that P5 tests) and thus provide empirical support for the model’s core signaling logic independent of the uncertainty-investment relationship.</w:t>
       </w:r>
     </w:p>
     <w:bookmarkEnd w:id="39"/>
@@ -4471,7 +4471,7 @@
         </m:r>
       </m:oMath>
       <w:r>
-        <w:t xml:space="preserve">, conflict via the assessment noise function, and drought buffering via the exponential survival function with network-dependent insurance. The lambda-sigma feedback operates each year, modulating signaling returns as PMDI-derived uncertainty varies. Across 20 replicate runs with Chaco-calibrated PMDI data, the simulation reproduces several qualitative features of the archaeological record (Figure 8): population peaks around AD 1080, monument stock peaks contemporaneously, the lambda-sigma feedback tracks environmental conditions dynamically, and conflict rates rise after the florescence as monument investment declines. High-quality groups (core great houses, mean q = 1.61) accumulate approximately five times the exchange partners of low-quality groups (outliers, mean q = 0.67), and the Spence gradient produces a monotonic quality-investment mapping consistent with the analytical predictions (Figure 13). The simulation demonstrates that the model’s equations are dynamically sufficient (Lewontin 1974) to generate Chaco-like trajectories from Chaco-calibrated inputs; it does not constitute an independent empirical test, because the inputs (PMDI data, room counts, founding dates) are derived from the same archaeological record the outputs are compared against. Reproducing qualitative patterns is a necessary condition for the model not being broken, not a confirmation of its predictive accuracy. The simulation’s parameter values are illustrative rather than estimated; formal calibration against the annual-resolution Guiterman et al. (2015) timber dataset and independent quality proxies is the priority for the next stage.</w:t>
+        <w:t xml:space="preserve">, conflict via the assessment noise function, and drought buffering via the exponential survival function with network-dependent insurance. The lambda-sigma feedback operates each year, modulating signaling returns as PMDI-derived uncertainty varies. Across 20 replicate runs with Chaco-calibrated PMDI data, the simulation reproduces several qualitative features of the archaeological record (Figure 8): population peaks around AD 1080, monument stock peaks contemporaneously, the lambda-sigma feedback tracks environmental conditions dynamically, and conflict rates rise after the florescence as monument investment declines. High-quality groups (core great houses, mean q = 1.61) accumulate approximately five times the exchange partners of low-quality groups (outliers, mean q = 0.67), and the Spence gradient produces a monotonic quality-investment mapping consistent with the analytical predictions (Figure 13). The simulation demonstrates that the model’s equations are dynamically sufficient (Lewontin 1974) to generate Chaco-like trajectories from Chaco-calibrated inputs; it does not constitute an independent empirical test, because the inputs (PMDI data, room counts, founding dates) are derived from the same archaeological record the outputs are compared against. The simulation necessarily includes implementation details beyond the formal three-layer model, including demographic parameters (birth and death rates), density-dependent mortality, resource production formulas, and pilgrimage dynamics. These additional mechanisms are required to generate annual population dynamics but are not derived from the formal model; they are documented in the code and their values are illustrative. Reproducing qualitative patterns is a necessary condition for the model not being broken, not a confirmation of its predictive accuracy. The simulation’s parameter values are illustrative rather than estimated; formal calibration against the annual-resolution Guiterman et al. (2015) timber dataset and independent quality proxies is the priority for the next stage.</w:t>
       </w:r>
     </w:p>
     <w:p>
@@ -6920,7 +6920,7 @@
         <w:t xml:space="preserve"> </w:t>
       </w:r>
       <w:r>
-        <w:t xml:space="preserve">Annual-resolution PMDI-construction correlation using 2,899 dated timber specimens from the Chaco Research Archive tree-ring database (25 sites, 828-1200 CE). (a) Annual timber cutting dates (bars) with 10-year moving sum (line). Construction peaks in the 1030s-1110s. (b) PMDI values (blue/cyan fill) and 30-year rolling variance (green line). (c) Scatter of PMDI variance vs. construction activity (20-year moving sums) colored by year. The correlation is negative (r = -0.15, p = 0.012), indicating that higher environmental variance is associated with less construction, inconsistent with the lambda-sigma prediction. PMDI level correlates positively with construction (r = +0.43, p &lt; 0.0001), consistent with the surplus model for construction timing.</w:t>
+        <w:t xml:space="preserve">Annual-resolution PMDI-construction correlation using 2,973 dated timber specimens from the Chaco Research Archive tree-ring database (24 sites, 800-1200 CE). (a) Annual timber cutting dates (bars) with 10-year moving sum (line). Construction peaks in the 1030s-1110s. (b) PMDI values (blue/cyan fill) and 30-year rolling variance (green line). (c) Scatter of PMDI variance vs. construction activity (20-year moving sums) colored by year. The correlation is negative (r = -0.15, p = 0.012), indicating that higher environmental variance is associated with less construction, inconsistent with the lambda-sigma prediction. PMDI level correlates positively with construction (r = +0.43, p &lt; 0.0001), consistent with the surplus model for construction timing.</w:t>
       </w:r>
     </w:p>
     <w:p>
@@ -6956,7 +6956,7 @@
         <w:t xml:space="preserve"> </w:t>
       </w:r>
       <w:r>
-        <w:t xml:space="preserve">Bayesian model comparison and parameter estimation. (a) LOO-CV model weights for three models predicting decadal construction from PMDI: signaling (variance), surplus (mean), and combined. All models are effectively equivalent at decadal resolution (elpd differences &lt; 1), indicating the decadal data cannot discriminate between mechanisms. (b) Posterior distribution for the Bayesian change-point in Chaco construction rate (Poisson model). The changepoint concentrates at AD 1082 (P(before 1130 megadrought) = 1.000), confirming pre-drought signal degradation. (c) Posterior for the quality-investment slope beta in a log-log regression of timber specimens on room counts across 13 sites. Mean beta = 1.67 (94% HDI: 0.84-2.45), P(beta &gt; 0) = 0.9998, confirming the Spence quality-investment gradient with superlinear scaling.</w:t>
+        <w:t xml:space="preserve">Bayesian model comparison and parameter estimation. (a) LOO-CV model weights for three models predicting decadal construction from PMDI: signaling (variance), surplus (mean), and combined. The three models are effectively equivalent in predictive accuracy (elpd differences &lt; 1), indicating the decadal data cannot discriminate between mechanisms at this temporal scale. LOO stacking assigns weight to one model, but this is an artifact of the algorithm when models are nearly identical in predictive performance. (b) Posterior distribution for the Bayesian change-point in Chaco construction rate (Poisson model). The changepoint concentrates at AD 1082 (P(before 1130 megadrought) = 1.000), confirming pre-drought signal degradation. (c) Posterior for the quality-investment slope beta in a log-log regression of timber specimens on room counts across 13 sites. Mean beta = 1.67 (94% HDI: 0.84-2.45), P(beta &gt; 0) = 0.9998, confirming the Spence quality-investment gradient with superlinear scaling.</w:t>
       </w:r>
     </w:p>
     <w:bookmarkEnd w:id="49"/>

--- a/docs/manuscript/Chaco_Signaling_Manuscript.docx
+++ b/docs/manuscript/Chaco_Signaling_Manuscript.docx
@@ -90,7 +90,7 @@
     </w:p>
     <w:bookmarkEnd w:id="9"/>
     <w:bookmarkEnd w:id="10"/>
-    <w:bookmarkStart w:id="56" w:name="introduction"/>
+    <w:bookmarkStart w:id="55" w:name="introduction"/>
     <w:p>
       <w:pPr>
         <w:pStyle w:val="Heading1"/>
@@ -535,7 +535,7 @@
       </w:r>
     </w:p>
     <w:bookmarkEnd w:id="13"/>
-    <w:bookmarkStart w:id="45" w:name="this-paper"/>
+    <w:bookmarkStart w:id="44" w:name="this-paper"/>
     <w:p>
       <w:pPr>
         <w:pStyle w:val="Heading2"/>
@@ -3219,7 +3219,7 @@
         <w:t xml:space="preserve"> </w:t>
       </w:r>
       <w:r>
-        <w:t xml:space="preserve">The combination of hereditary elite status, scaled architectural investment, and system-wide inequality increase is consistent with the Spence condition. A Bayesian log-log regression of timber specimen counts on room counts across 13 sites (PyMC 5, 2 chains, 1,000 tuning + 2,000 sampling iterations per chain, weakly informative Normal(0, 5) priors on all coefficients) yields a quality-investment slope of beta = 1.67 (94% HDI: 0.84-2.45, P(beta &gt; 0) = 0.9998; Figure 16c), confirming a superlinear relationship between site size and construction investment. However, this prediction is convergent with hierarchy models, and the test has not yet been severe in Mayo’s (2018) sense: quality (</w:t>
+        <w:t xml:space="preserve">The combination of hereditary elite status, scaled architectural investment, and system-wide inequality increase is consistent with the Spence condition. A Bayesian log-log regression of timber specimen counts on room counts across 13 sites (PyMC 5, 2 chains, 1,000 tuning + 2,000 sampling iterations per chain, weakly informative Normal(0, 5) priors on coefficients, HalfNormal(sigma=2) on the residual scale) yields a quality-investment slope of beta = 1.67 (94% HDI: 0.84-2.45, P(beta &gt; 0) = 0.9998; Figure 16c), confirming a superlinear relationship between site size and construction investment. However, this prediction is convergent with hierarchy models, and the test has not yet been severe in Mayo’s (2018) sense: quality (</w:t>
       </w:r>
       <w:r>
         <w:rPr>
@@ -3592,7 +3592,7 @@
         <w:pStyle w:val="BodyText"/>
       </w:pPr>
       <w:r>
-        <w:t xml:space="preserve">An annual-resolution analysis provides a severe test. We compiled 2,973 dated timber specimens from the Chaco Research Archive tree-ring database, spanning 24 sites including Pueblo Bonito (639 specimens), Chetro Ketl (621), Pueblo del Arroyo (443), and Aztec Ruins (939), with outer ring dates between 800 and 1200 CE (Figure 14). Rolling-window correlations between PMDI variance and construction activity are negative and statistically significant at short temporal scales (10-year PMDI variance vs. 10-year construction sum: r = -0.167, p = 0.004; 20-year PMDI variance vs. 20-year construction sum: r = -0.15, p = 0.012; n = 301 years). Higher environmental variance is associated with</w:t>
+        <w:t xml:space="preserve">An annual-resolution analysis provides a severe test. We compiled 2,973 dated timber specimens from the Chaco Research Archive tree-ring database, spanning 24 sites including Pueblo Bonito (639 specimens), Chetro Ketl (621), Pueblo del Arroyo (443), and Aztec Ruins (939), with outer ring dates between 800 and 1200 CE (Figure 14). Rolling-window correlations between PMDI variance and construction activity are negative at short temporal scales (10-year PMDI variance vs. 10-year construction sum: r = -0.167; 20-year PMDI variance vs. 20-year construction sum: r = -0.15). Higher environmental variance is associated with</w:t>
       </w:r>
       <w:r>
         <w:t xml:space="preserve"> </w:t>
@@ -3608,7 +3608,7 @@
         <w:t xml:space="preserve"> </w:t>
       </w:r>
       <w:r>
-        <w:t xml:space="preserve">construction, the opposite of what the lambda-sigma feedback predicts. By contrast, PMDI level (mean wetness) correlates strongly and positively with construction across all temporal windows (20-year PMDI mean vs. 20-year construction sum: r = +0.386, p &lt; 0.0001; 30-year PMDI mean vs. 20-year construction sum: r = +0.43, p &lt; 0.0001), consistent with the surplus model’s prediction that wetter conditions enable more construction.</w:t>
+        <w:t xml:space="preserve">construction, the opposite of what the lambda-sigma feedback predicts. PMDI level (mean wetness) correlates positively with construction across all temporal windows (20-year PMDI mean vs. 20-year construction sum: r = +0.386; 30-year PMDI mean vs. 20-year construction sum: r = +0.43), consistent with the surplus model’s prediction that wetter conditions enable more construction. The nominal p-values (p &lt; 0.01 for variance, p &lt; 0.0001 for mean) should be interpreted with caution: rolling-window statistics produce strongly autocorrelated series that inflate the effective degrees of freedom. The direction of the associations is robust, but the nominal significance levels overstate the precision of the estimates. The correlations indicate that construction timing tracks mean moisture, not environmental variance.</w:t>
       </w:r>
     </w:p>
     <w:p>
@@ -3894,22 +3894,12 @@
       </w:r>
     </w:p>
     <w:bookmarkEnd w:id="37"/>
-    <w:bookmarkStart w:id="38" w:name="formalizing-and-extending-safi-2015"/>
+    <w:bookmarkStart w:id="38" w:name="X045914983ca71d1ad92c499a3648cd4ecf7943c"/>
     <w:p>
       <w:pPr>
         <w:pStyle w:val="Heading3"/>
       </w:pPr>
       <w:r>
-        <w:t xml:space="preserve">6.2 Formalizing and Extending Safi (2015)</w:t>
-      </w:r>
-    </w:p>
-    <w:bookmarkEnd w:id="38"/>
-    <w:bookmarkStart w:id="39" w:name="X045914983ca71d1ad92c499a3648cd4ecf7943c"/>
-    <w:p>
-      <w:pPr>
-        <w:pStyle w:val="Heading3"/>
-      </w:pPr>
-      <w:r>
         <w:t xml:space="preserve">6.2 Discriminating Between Signaling and Surplus Models</w:t>
       </w:r>
     </w:p>
@@ -3918,7 +3908,15 @@
         <w:pStyle w:val="FirstParagraph"/>
       </w:pPr>
       <w:r>
-        <w:t xml:space="preserve">The adversarial concern raised throughout this analysis is that several predictions of the signaling model are convergent with surplus models, which predict that communities invest in construction when accumulated resources allow it. While P5 (the lambda-sigma prediction most distinctive to the signaling model) is not supported at the tested resolution, three features of the Chaco record discriminate between the two frameworks more effectively than the period-level variance test.</w:t>
+        <w:t xml:space="preserve">The adversarial concern raised throughout this analysis is that several predictions of the signaling model are convergent with surplus models, which predict that communities invest in construction when accumulated resources allow it. While P5 (the lambda-sigma prediction most distinctive to the signaling model) is not supported at annual resolution, three features of the Chaco record bear on the comparison between the two frameworks. We present these as post hoc consistency arguments, not as novel predictions tested against data unknown to the modelers. By the Mayo (2018) severity criterion the paper endorses, post hoc consistency is a weaker form of support than prediction of novel facts. Nonetheless, the three features identify specific points where the surplus and signaling frameworks diverge, and where future work could construct discriminating tests.</w:t>
+      </w:r>
+    </w:p>
+    <w:p>
+      <w:pPr>
+        <w:pStyle w:val="BodyText"/>
+      </w:pPr>
+      <w:r>
+        <w:t xml:space="preserve">A critical caveat is that the comparison depends on which surplus model is tested. A naive surplus model predicts that construction tracks climate directly: investment declines when drought reduces surplus. A more sophisticated depletion-augmented surplus model, incorporating cumulative resource degradation (documented by Lentz et al. 2021, who show juniper pollen declining from 20% to 2% over the Chaco sequence), rising timber procurement costs (Guiterman et al. 2015), and labor mobility between competing centers, generates different predictions that overlap more with the signaling model. The discrimination below is between the naive surplus model and the signaling model; we note explicitly where a depletion-augmented surplus model would also accommodate the evidence.</w:t>
       </w:r>
     </w:p>
     <w:p>
@@ -3936,7 +3934,7 @@
         <w:t xml:space="preserve"> </w:t>
       </w:r>
       <w:r>
-        <w:t xml:space="preserve">A surplus model predicts that construction declines when surplus declines, that is, during drought. The signaling model predicts that construction can decline before environmental deterioration when the signaling equilibrium is disrupted by other factors, specifically when the audience shifts to a rival signaler, reducing the returns to investment at the original center. The evidence supports the signaling prediction. Construction energy investment in Chaco great houses began declining in the late AD 1000s, before the onset of documented drought periods (Wills et al. 2014, Fig. 5). The Late Bonito construction program (AD 1100-1140) employed McElmo-style masonry requiring roughly one-third to one-half the labor of Classic Bonito construction (Van Dyke 2004, pp. 418-423), with builders using</w:t>
+        <w:t xml:space="preserve">A naive surplus model predicts that construction declines when drought reduces surplus. The signaling model predicts that construction can decline before environmental deterioration when the signaling equilibrium is disrupted by other factors, specifically when the audience shifts to a rival signaler, reducing the returns to investment at the original center. A depletion-augmented surplus model also predicts pre-drought decline, through cumulative resource exhaustion rather than audience loss. The evidence supports the pre-drought decline itself but cannot fully adjudicate among the mechanisms. Construction energy investment in Chaco great houses began declining in the late AD 1000s, before the onset of documented drought periods (Wills et al. 2014, Fig. 5). The Late Bonito construction program (AD 1100-1140) employed McElmo-style masonry requiring roughly one-third to one-half the labor of Classic Bonito construction (Van Dyke 2004, pp. 418-423), with builders using</w:t>
       </w:r>
       <w:r>
         <w:t xml:space="preserve"> </w:t>
@@ -3960,7 +3958,19 @@
         <w:t xml:space="preserve"> </w:t>
       </w:r>
       <w:r>
-        <w:t xml:space="preserve">after this termination (Crown 2018, p. 398). This is signal channel closure, not resource depletion. A surplus model cannot explain why communities would deliberately destroy functional ceremonial infrastructure and shift to cheaper construction while resources were still available.</w:t>
+        <w:t xml:space="preserve">after this termination (Crown 2018, p. 398). The deliberate destruction of functional ceremonial infrastructure and the shift to cheaper construction while resources were still nominally available is more naturally interpreted as signal channel closure than as resource depletion. However, a depletion model could argue that the</w:t>
+      </w:r>
+      <w:r>
+        <w:t xml:space="preserve"> </w:t>
+      </w:r>
+      <w:r>
+        <w:t xml:space="preserve">“resources still available”</w:t>
+      </w:r>
+      <w:r>
+        <w:t xml:space="preserve"> </w:t>
+      </w:r>
+      <w:r>
+        <w:t xml:space="preserve">characterization is misleading: if procurement costs had risen substantially due to cumulative degradation, the effective surplus may have been declining even under favorable PMDI. The termination rituals are the strongest evidence for the signaling interpretation, as they represent deliberate closure of a communication channel rather than gradual inability to maintain it.</w:t>
       </w:r>
     </w:p>
     <w:p>
@@ -4023,7 +4033,7 @@
         <w:t xml:space="preserve"> </w:t>
       </w:r>
       <w:r>
-        <w:t xml:space="preserve">(Kohler et al. 2023), but the Chaco signaling system itself was permanently extinguished. The non-recovery is predicted by the signaling model’s bistability and is difficult to reconcile with any model in which construction is a direct function of available surplus.</w:t>
+        <w:t xml:space="preserve">(Kohler et al. 2023), but the Chaco signaling system itself was permanently extinguished. The non-recovery is predicted by the signaling model’s bistability (Gintis et al. 2001, Theorem 2). A depletion-augmented surplus model can also accommodate non-recovery by arguing that the canyon’s resource base was permanently degraded: deforested, game-depleted, and soils eroded beyond recovery within the relevant timescale. This alternative explanation is plausible and cannot be ruled out with available evidence. The signaling and depletion accounts make different predictions about non-local recovery: the signaling model predicts that no Chaco-scale system should emerge anywhere in the San Juan Basin without a new perturbation across the basin boundary between signaling and non-signaling equilibria, while the depletion model predicts that a Chaco-scale system could emerge wherever resources remain undepleted. The partial emergence of such a system at Aztec is ambiguous on this test.</w:t>
       </w:r>
     </w:p>
     <w:p>
@@ -4053,25 +4063,87 @@
         <w:t xml:space="preserve"> </w:t>
       </w:r>
       <w:r>
-        <w:t xml:space="preserve">(Van Dyke 2004, p. 426). Several Late Bonito structures were never completed, including Roberts Small Pueblo and Hillside Ruin (Van Dyke 2004, p. 427). Under a surplus model, the shift to Aztec would reflect population moving to better-watered land. Under the signaling model, Aztec represents a rival that captured Chaco’s audience, triggering the positive-feedback collapse: fewer observers reduced the returns to Chaco’s signals, which reduced investment, which reduced the audience further. The post-AD 1150 network data confirm that Aztec did not simply inherit Chaco’s centrality; instead, the network fragmented, with the greatest density of high-centrality sites remaining in Chaco Canyon rather than transferring cleanly to Aztec (Mills et al. 2018, pp. 934-935).</w:t>
-      </w:r>
-    </w:p>
-    <w:p>
-      <w:pPr>
-        <w:pStyle w:val="BodyText"/>
-      </w:pPr>
-      <w:r>
-        <w:t xml:space="preserve">The tree-ring record quantifies these three features precisely (Figures 15, 16). Timber cutting dates from the Chaco Research Archive (2,973 specimens, 24 sites) show Chaco Canyon construction dropping from 223 specimens in the 1080s to 63 in the 1090s, well before the megadrought onset around 1130 CE. A Bayesian change-point analysis (Poisson model with uniform prior over AD 1020-1140, exponential priors on pre- and post-changepoint rates, 2 chains with 2,000 tuning + 4,000 sampling iterations, Metropolis sampling for the discrete changepoint parameter) places the construction regime shift at AD 1082 (P(changepoint before 1130) = 1.000; Figure 16b), with the construction rate dropping from 16.0 timbers/year before the changepoint to 7.4 timbers/year after. This is strong evidence for pre-drought signal degradation: the system was already collapsing a half-century before the megadrought. Simultaneously, Aztec Ruins surges from 15 specimens in the 1090s to 771 in the 1110s, the sharpest construction pulse in the dataset. After the collapse, only 2 Chaco timber specimens date to the post-1160 period, despite PMDI values returning to levels comparable to the Early Bonito period. These quantitative patterns, pre-drought decline, competitive displacement, and permanent non-recovery, are not predicted by surplus models and follow directly from the signaling model’s equilibrium structure: signal degradation triggers audience loss, audience loss reduces returns to investment, and the bistability of signaling equilibria (Gintis et al. 2001) prevents spontaneous recovery. The three collapse-sequence tests do not require the lambda-sigma feedback (the mechanism that P5 tests) and thus provide empirical support for the model’s core signaling logic independent of the uncertainty-investment relationship.</w:t>
+        <w:t xml:space="preserve">(Van Dyke 2004, p. 426). Several Late Bonito structures were never completed, including Roberts Small Pueblo and Hillside Ruin (Van Dyke 2004, p. 427). Under a naive surplus model, the shift to Aztec would reflect population moving to better-watered land. Under a depletion model, it reflects labor migrating where returns are higher as Chaco’s resource base degraded. Under the signaling model, Aztec represents a rival that captured Chaco’s audience, triggering a positive-feedback collapse: fewer observers reduced the returns to Chaco’s signals, which reduced investment, which reduced the audience further. These three mechanisms (surplus-seeking, depletion-driven migration, and audience capture) generate observationally similar construction trajectories. The positive-feedback mechanism specific to signaling predicts that the decline should be abrupt and self-reinforcing rather than gradual, which the Bayesian changepoint (a sharp shift at AD 1082) is consistent with but does not uniquely require. The post-AD 1150 network data confirm that Aztec did not simply inherit Chaco’s centrality; instead, the network fragmented, with the greatest density of high-centrality sites remaining in Chaco Canyon rather than transferring cleanly to Aztec (Mills et al. 2018, pp. 934-935).</w:t>
+      </w:r>
+    </w:p>
+    <w:p>
+      <w:pPr>
+        <w:pStyle w:val="BodyText"/>
+      </w:pPr>
+      <w:r>
+        <w:t xml:space="preserve">The tree-ring record quantifies these three features precisely (Figures 15, 16). Timber cutting dates from the Chaco Research Archive (2,973 specimens, 24 sites) show Chaco Canyon construction dropping from 223 specimens in the 1080s to 63 in the 1090s, well before the megadrought onset around 1130 CE. A Bayesian change-point analysis (Poisson model with uniform prior over AD 1020-1140, exponential priors on pre- and post-changepoint rates, 2 chains with 2,000 tuning + 4,000 sampling iterations, Metropolis sampling for the discrete changepoint parameter) places the construction regime shift at AD 1082 (P(changepoint before 1130) = 1.000; Figure 16b), with the construction rate dropping from 16.0 timbers/year before the changepoint to 7.4 timbers/year after. This is strong evidence for pre-drought signal degradation: the system was already collapsing a half-century before the megadrought. Simultaneously, Aztec Ruins surges from 15 specimens in the 1090s to 771 in the 1110s, the sharpest construction pulse in the dataset. After the collapse, only 2 Chaco timber specimens date to the post-1160 period, despite PMDI values returning to levels comparable to the Early Bonito period. These quantitative patterns are consistent with the signaling model’s equilibrium structure: signal degradation triggers audience loss, audience loss reduces returns to investment, and the bistability of signaling equilibria (Gintis et al. 2001) prevents spontaneous recovery. However, we acknowledge that a depletion-augmented surplus model can accommodate most of these patterns through cumulative resource exhaustion and labor mobility. The feature that most clearly discriminates the signaling model is the deliberate termination of ceremonial infrastructure at Pueblo Bonito (Crown and Wills 2018; Crown 2018), which is difficult to explain as a gradual depletion response but is predicted by signaling models as channel closure when returns decline. Future work should develop the depletion-augmented surplus model formally, so that the two frameworks can be compared on equal terms using the same quantitative machinery. The three collapse-sequence tests do not require the lambda-sigma feedback (the mechanism that P5 tests) and thus provide support for the model’s core signaling logic independent of the uncertainty-investment relationship.</w:t>
+      </w:r>
+    </w:p>
+    <w:bookmarkEnd w:id="38"/>
+    <w:bookmarkStart w:id="39" w:name="formalizing-and-extending-safi-2015"/>
+    <w:p>
+      <w:pPr>
+        <w:pStyle w:val="Heading3"/>
+      </w:pPr>
+      <w:r>
+        <w:t xml:space="preserve">6.3 Formalizing and Extending Safi (2015)</w:t>
+      </w:r>
+    </w:p>
+    <w:p>
+      <w:pPr>
+        <w:pStyle w:val="FirstParagraph"/>
+      </w:pPr>
+      <w:r>
+        <w:t xml:space="preserve">Safi’s (2015) dissertation represents the most systematic prior empirical evaluation of costly signaling theory at Chaco-affiliated sites. Her two-audience framework, in which great house construction signals to an internal audience of potential community members and an external audience of rival groups, correctly identifies the multi-scale character of the signaling system. Her finding that 11 of 17 data expectations were supported demonstrates the empirical productivity of the CST approach. The present analysis formalizes and extends her work in several respects.</w:t>
+      </w:r>
+    </w:p>
+    <w:p>
+      <w:pPr>
+        <w:pStyle w:val="BodyText"/>
+      </w:pPr>
+      <w:r>
+        <w:t xml:space="preserve">First, the formal model derives the conditions under which signaling is an equilibrium strategy rather than assuming its presence. Safi treats signaling as a given and asks what its consequences would be; the three-layer model specifies the parameter ranges (values of sigma, C, and lambda) under which signaling should emerge and the ranges under which it should not. This matters because it transforms CST from a framework that can be applied to any case of monumental architecture into one that makes discriminating predictions about where and when monuments should appear.</w:t>
+      </w:r>
+    </w:p>
+    <w:p>
+      <w:pPr>
+        <w:pStyle w:val="BodyText"/>
+      </w:pPr>
+      <w:r>
+        <w:t xml:space="preserve">Second, the model resolves Safi’s finding that construction occurs during productive periods, which she interprets as evidence against environmental stress as a construction driver. As Section 3.4 argues, the lambda-sigma mechanism predicts that environmental uncertainty motivates construction while current productivity enables it. These operate at different temporal scales. Safi’s observation is correct at the sub-decadal scale; the signaling model’s prediction operates at the decadal to century scale. The two findings are not contradictory; they address different components of the same system.</w:t>
+      </w:r>
+    </w:p>
+    <w:p>
+      <w:pPr>
+        <w:pStyle w:val="BodyText"/>
+      </w:pPr>
+      <w:r>
+        <w:t xml:space="preserve">Third, the three-layer structure explicitly separates what Safi’s verbal model conflates. Her internal audience (attract members) maps most closely onto Layer 3 (cooperation networks), while her external audience (deter rivals) maps onto Layer 2 (intergroup assessment). The formal model adds Layer 1 (individual signaling equilibrium), which resolves the free-rider problem that Safi’s framework does not address: why would individuals within a community invest in costly construction when they could free-ride on others’ investment? The Spence condition provides the answer: signaling returns are individually rational for every agent above minimum quality.</w:t>
+      </w:r>
+    </w:p>
+    <w:p>
+      <w:pPr>
+        <w:pStyle w:val="BodyText"/>
+      </w:pPr>
+      <w:r>
+        <w:t xml:space="preserve">Fourth, the formal model generates predictions about system dynamics, collapse, and signal depreciation that Safi’s static framework cannot address. The observation that Pueblo Bonito was a</w:t>
+      </w:r>
+      <w:r>
+        <w:t xml:space="preserve"> </w:t>
+      </w:r>
+      <w:r>
+        <w:t xml:space="preserve">“never-ending project”</w:t>
+      </w:r>
+      <w:r>
+        <w:t xml:space="preserve"> </w:t>
+      </w:r>
+      <w:r>
+        <w:t xml:space="preserve">(Crown and Wills 2018), the Late Bonito false-wall phenomenon (Van Dyke 2004), and the temporal coupling between network connectivity and construction (Mills et al. 2018) are all predicted by the dynamic model but lie outside the scope of Safi’s comparative static analysis.</w:t>
       </w:r>
     </w:p>
     <w:bookmarkEnd w:id="39"/>
-    <w:bookmarkStart w:id="40" w:name="formalizing-and-extending-safi-2015-1"/>
+    <w:bookmarkStart w:id="40" w:name="Xe6f8ac43ee1db298aad93ae9cd929e7913d01b8"/>
     <w:p>
       <w:pPr>
         <w:pStyle w:val="Heading3"/>
       </w:pPr>
       <w:r>
-        <w:t xml:space="preserve">6.3 Formalizing and Extending Safi (2015)</w:t>
+        <w:t xml:space="preserve">6.4 The Construction-Climate Paradox Resolved</w:t>
       </w:r>
     </w:p>
     <w:p>
@@ -4079,61 +4151,41 @@
         <w:pStyle w:val="FirstParagraph"/>
       </w:pPr>
       <w:r>
-        <w:t xml:space="preserve">Safi’s (2015) dissertation represents the most systematic prior empirical evaluation of costly signaling theory at Chaco-affiliated sites. Her two-audience framework, in which great house construction signals to an internal audience of potential community members and an external audience of rival groups, correctly identifies the multi-scale character of the signaling system. Her finding that 11 of 17 data expectations were supported demonstrates the empirical productivity of the CST approach. The present analysis formalizes and extends her work in several respects.</w:t>
-      </w:r>
-    </w:p>
-    <w:p>
-      <w:pPr>
-        <w:pStyle w:val="BodyText"/>
-      </w:pPr>
-      <w:r>
-        <w:t xml:space="preserve">First, the formal model derives the conditions under which signaling is an equilibrium strategy rather than assuming its presence. Safi treats signaling as a given and asks what its consequences would be; the three-layer model specifies the parameter ranges (values of sigma, C, and lambda) under which signaling should emerge and the ranges under which it should not. This matters because it transforms CST from a framework that can be applied to any case of monumental architecture into one that makes discriminating predictions about where and when monuments should appear.</w:t>
-      </w:r>
-    </w:p>
-    <w:p>
-      <w:pPr>
-        <w:pStyle w:val="BodyText"/>
-      </w:pPr>
-      <w:r>
-        <w:t xml:space="preserve">Second, the model resolves Safi’s finding that construction occurs during productive periods, which she interprets as evidence against environmental stress as a construction driver. As Section 3.4 argues, the lambda-sigma mechanism predicts that environmental uncertainty motivates construction while current productivity enables it. These operate at different temporal scales. Safi’s observation is correct at the sub-decadal scale; the signaling model’s prediction operates at the decadal to century scale. The two findings are not contradictory; they address different components of the same system.</w:t>
-      </w:r>
-    </w:p>
-    <w:p>
-      <w:pPr>
-        <w:pStyle w:val="BodyText"/>
-      </w:pPr>
-      <w:r>
-        <w:t xml:space="preserve">Third, the three-layer structure explicitly separates what Safi’s verbal model conflates. Her internal audience (attract members) maps most closely onto Layer 3 (cooperation networks), while her external audience (deter rivals) maps onto Layer 2 (intergroup assessment). The formal model adds Layer 1 (individual signaling equilibrium), which resolves the free-rider problem that Safi’s framework does not address: why would individuals within a community invest in costly construction when they could free-ride on others’ investment? The Spence condition provides the answer: signaling returns are individually rational for every agent above minimum quality.</w:t>
-      </w:r>
-    </w:p>
-    <w:p>
-      <w:pPr>
-        <w:pStyle w:val="BodyText"/>
-      </w:pPr>
-      <w:r>
-        <w:t xml:space="preserve">Fourth, the formal model generates predictions about system dynamics, collapse, and signal depreciation that Safi’s static framework cannot address. The observation that Pueblo Bonito was a</w:t>
-      </w:r>
-      <w:r>
-        <w:t xml:space="preserve"> </w:t>
-      </w:r>
-      <w:r>
-        <w:t xml:space="preserve">“never-ending project”</w:t>
-      </w:r>
-      <w:r>
-        <w:t xml:space="preserve"> </w:t>
-      </w:r>
-      <w:r>
-        <w:t xml:space="preserve">(Crown and Wills 2018), the Late Bonito false-wall phenomenon (Van Dyke 2004), and the temporal coupling between network connectivity and construction (Mills et al. 2018) are all predicted by the dynamic model but lie outside the scope of Safi’s comparative static analysis.</w:t>
+        <w:t xml:space="preserve">The apparent paradox that construction occurs during productive periods rather than during drought has generated confusion in the Chaco literature and has been used to argue against environmental models of construction motivation. The three-layer model dissolves this paradox by distinguishing between the motivation for signaling and the enabling conditions for construction.</w:t>
+      </w:r>
+    </w:p>
+    <w:p>
+      <w:pPr>
+        <w:pStyle w:val="BodyText"/>
+      </w:pPr>
+      <w:r>
+        <w:t xml:space="preserve">The original formulation of this paper proposed that the motivation for signaling investment is environmental variance: higher sigma increases the fitness value of cooperation networks through the lambda-sigma feedback. The annual-resolution analysis (Section 5.5) falsified this specific mechanism: construction tracks mean moisture, not variance. However, the broader claim that environmental marginality motivates signaling investment remains viable. Chaco’s florescence occurred during a period of pronounced multi-millennial aridity (Polyak et al. 2022), spatial drought heterogeneity across climate regimes (Gauthier 2021), and cumulative resource degradation (Lentz et al. 2021). These structural features of the environment make cooperation networks valuable as insurance even when year-to-year variance is not elevated. The motivation for signaling may operate through long-term marginality rather than rolling variance, and the distinction between motivation and enabling conditions remains relevant.</w:t>
+      </w:r>
+    </w:p>
+    <w:p>
+      <w:pPr>
+        <w:pStyle w:val="BodyText"/>
+      </w:pPr>
+      <w:r>
+        <w:t xml:space="preserve">The enabling conditions for construction are current resource availability: water for mortar, labor freed from subsistence crisis, and food to sustain construction crews during the July-September building season (Wills et al. 2022). These constraints operate at annual to sub-decadal scales and explain why individual construction episodes cluster during productive years within high-uncertainty periods.</w:t>
+      </w:r>
+    </w:p>
+    <w:p>
+      <w:pPr>
+        <w:pStyle w:val="BodyText"/>
+      </w:pPr>
+      <w:r>
+        <w:t xml:space="preserve">The insurance analogy introduced in Section 3.4 captures this distinction precisely: the motivation for investment is risk, but the timing of investment is constrained by current resources.</w:t>
       </w:r>
     </w:p>
     <w:bookmarkEnd w:id="40"/>
-    <w:bookmarkStart w:id="41" w:name="Xe6f8ac43ee1db298aad93ae9cd929e7913d01b8"/>
+    <w:bookmarkStart w:id="41" w:name="endogenous-sigma-and-the-trap"/>
     <w:p>
       <w:pPr>
         <w:pStyle w:val="Heading3"/>
       </w:pPr>
       <w:r>
-        <w:t xml:space="preserve">6.4 The Construction-Climate Paradox Resolved</w:t>
+        <w:t xml:space="preserve">6.5 Endogenous Sigma and the Trap</w:t>
       </w:r>
     </w:p>
     <w:p>
@@ -4141,41 +4193,41 @@
         <w:pStyle w:val="FirstParagraph"/>
       </w:pPr>
       <w:r>
-        <w:t xml:space="preserve">The apparent paradox that construction occurs during productive periods rather than during drought has generated confusion in the Chaco literature and has been used to argue against environmental models of construction motivation. The three-layer model dissolves this paradox by distinguishing between the motivation for signaling and the enabling conditions for construction.</w:t>
-      </w:r>
-    </w:p>
-    <w:p>
-      <w:pPr>
-        <w:pStyle w:val="BodyText"/>
-      </w:pPr>
-      <w:r>
-        <w:t xml:space="preserve">The motivation for signaling investment is environmental uncertainty: higher sigma increases the fitness value of cooperation networks, which increases the returns to monument signaling through the lambda-sigma feedback. This motivation operates at decadal to century scales and is reflected in the correlation between construction intensity and environmental variability across Chaco periods.</w:t>
-      </w:r>
-    </w:p>
-    <w:p>
-      <w:pPr>
-        <w:pStyle w:val="BodyText"/>
-      </w:pPr>
-      <w:r>
-        <w:t xml:space="preserve">The enabling conditions for construction are current resource availability: water for mortar, labor freed from subsistence crisis, and food to sustain construction crews during the July-September building season (Wills et al. 2022). These constraints operate at annual to sub-decadal scales and explain why individual construction episodes cluster during productive years within high-uncertainty periods.</w:t>
-      </w:r>
-    </w:p>
-    <w:p>
-      <w:pPr>
-        <w:pStyle w:val="BodyText"/>
-      </w:pPr>
-      <w:r>
-        <w:t xml:space="preserve">The insurance analogy introduced in Section 3.4 captures this distinction precisely: the motivation for investment is risk, but the timing of investment is constrained by current resources.</w:t>
+        <w:t xml:space="preserve">The environmental uncertainty that made signaling adaptive was not entirely exogenous. As documented in Section 3.2, centuries of anthropogenic deforestation progressively degraded Chaco Canyon’s resource base (Lentz et al. 2021). Local game was depleted, with meat obtained from distances exceeding 40 km by the Bonito phase.</w:t>
+      </w:r>
+    </w:p>
+    <w:p>
+      <w:pPr>
+        <w:pStyle w:val="BodyText"/>
+      </w:pPr>
+      <w:r>
+        <w:t xml:space="preserve">This deforestation created a positive feedback loop. Signaling activities (construction, ceremonial fuel consumption, feasting) required resource extraction from the canyon and surrounding landscape. This extraction degraded the local resource base, reducing agricultural resilience and increasing effective environmental uncertainty. Higher uncertainty, in turn, increased the returns to signaling through the lambda-sigma feedback, potentially driving further investment and further resource extraction.</w:t>
+      </w:r>
+    </w:p>
+    <w:p>
+      <w:pPr>
+        <w:pStyle w:val="BodyText"/>
+      </w:pPr>
+      <w:r>
+        <w:t xml:space="preserve">As discussed in Section 3.2, the extent of local deforestation is debated: Wills and colleagues (2014) argue that long-distance timber procurement was always part of the construction recipe, while Lentz and colleagues (2021) interpret the pollen record as evidence for progressive, anthropogenic woodland loss.</w:t>
+      </w:r>
+    </w:p>
+    <w:p>
+      <w:pPr>
+        <w:pStyle w:val="BodyText"/>
+      </w:pPr>
+      <w:r>
+        <w:t xml:space="preserve">Regardless of which interpretation is correct, the broader point stands: the Chaco system contained endogenous feedback dynamics that could, under certain conditions, amplify the very uncertainty that drove signaling investment. O’Shea and Halstead (1989) observe that buffering institutions adopted for short-term problems can become irreversibly embedded in the social fabric, transforming the system in ways that are difficult to reverse. The Chaco signaling system may represent such a case: an adaptive response to environmental uncertainty that, through its resource demands, contributed to the conditions of its own eventual failure.</w:t>
       </w:r>
     </w:p>
     <w:bookmarkEnd w:id="41"/>
-    <w:bookmarkStart w:id="42" w:name="endogenous-sigma-and-the-trap"/>
+    <w:bookmarkStart w:id="42" w:name="limitations"/>
     <w:p>
       <w:pPr>
         <w:pStyle w:val="Heading3"/>
       </w:pPr>
       <w:r>
-        <w:t xml:space="preserve">6.5 Endogenous Sigma and the Trap</w:t>
+        <w:t xml:space="preserve">6.6 Limitations</w:t>
       </w:r>
     </w:p>
     <w:p>
@@ -4183,125 +4235,83 @@
         <w:pStyle w:val="FirstParagraph"/>
       </w:pPr>
       <w:r>
-        <w:t xml:space="preserve">The environmental uncertainty that made signaling adaptive was not entirely exogenous. As documented in Section 3.2, centuries of anthropogenic deforestation progressively degraded Chaco Canyon’s resource base (Lentz et al. 2021). Local game was depleted, with meat obtained from distances exceeding 40 km by the Bonito phase.</w:t>
-      </w:r>
-    </w:p>
-    <w:p>
-      <w:pPr>
-        <w:pStyle w:val="BodyText"/>
-      </w:pPr>
-      <w:r>
-        <w:t xml:space="preserve">This deforestation created a positive feedback loop. Signaling activities (construction, ceremonial fuel consumption, feasting) required resource extraction from the canyon and surrounding landscape. This extraction degraded the local resource base, reducing agricultural resilience and increasing effective environmental uncertainty. Higher uncertainty, in turn, increased the returns to signaling through the lambda-sigma feedback, potentially driving further investment and further resource extraction.</w:t>
-      </w:r>
-    </w:p>
-    <w:p>
-      <w:pPr>
-        <w:pStyle w:val="BodyText"/>
-      </w:pPr>
-      <w:r>
-        <w:t xml:space="preserve">As discussed in Section 3.2, the extent of local deforestation is debated: Wills and colleagues (2014) argue that long-distance timber procurement was always part of the construction recipe, while Lentz and colleagues (2021) interpret the pollen record as evidence for progressive, anthropogenic woodland loss.</w:t>
-      </w:r>
-    </w:p>
-    <w:p>
-      <w:pPr>
-        <w:pStyle w:val="BodyText"/>
-      </w:pPr>
-      <w:r>
-        <w:t xml:space="preserve">Regardless of which interpretation is correct, the broader point stands: the Chaco system contained endogenous feedback dynamics that could, under certain conditions, amplify the very uncertainty that drove signaling investment. O’Shea and Halstead (1989) observe that buffering institutions adopted for short-term problems can become irreversibly embedded in the social fabric, transforming the system in ways that are difficult to reverse. The Chaco signaling system may represent such a case: an adaptive response to environmental uncertainty that, through its resource demands, contributed to the conditions of its own eventual failure.</w:t>
+        <w:t xml:space="preserve">Several limitations of the present analysis should be noted, framed in terms of what this stage of the research programme accomplishes and what subsequent stages must address.</w:t>
+      </w:r>
+    </w:p>
+    <w:p>
+      <w:pPr>
+        <w:pStyle w:val="BodyText"/>
+      </w:pPr>
+      <w:r>
+        <w:t xml:space="preserve">The formal model was developed as a general framework for monumental architecture and applied here to Chaco Canyon through parameterization. The model does not incorporate the specific archaeological details of Chaco’s spatial structure, kinship organization, or ritual systems; these are treated as boundary conditions rather than endogenous variables. A more complete treatment would model the spatial distribution of outlier great houses, the role of road networks in connecting them, and the dynamics of population movement between core and periphery. The Chaco road system, one of the most energetically costly and archaeologically distinctive features of the landscape, warrants specific attention. Roads may function as signaling infrastructure (their overbuilt character relative to traffic needs is consistent with a display function), as connective infrastructure facilitating the cooperation networks modeled in Layer 3, or both. The present model does not generate specific predictions about road characteristics, and extending the framework to do so is a priority for future work.</w:t>
+      </w:r>
+    </w:p>
+    <w:p>
+      <w:pPr>
+        <w:pStyle w:val="BodyText"/>
+      </w:pPr>
+      <w:r>
+        <w:t xml:space="preserve">The exotic goods signaling channel is not fully formalized in the present model, which focuses on the monument construction channel. The dual-channel interpretation presented here is grounded in the empirical evidence but lacks the same level of formal derivation as the monument channel. Future work should extend the formal model to incorporate a second signaling channel with distinct cost and fidelity parameters.</w:t>
+      </w:r>
+    </w:p>
+    <w:p>
+      <w:pPr>
+        <w:pStyle w:val="BodyText"/>
+      </w:pPr>
+      <w:r>
+        <w:t xml:space="preserve">The model does not yet specify how individual signaling decisions aggregate to group-level monument production. Layer 1 establishes that signaling is individually rational for each agent above minimum quality, resolving free-riding between quality types. However, great house construction is a collective enterprise requiring coordinated labor from agents of different quality levels within a community. The within-group coordination problem, how individual lineages contribute to a collective signal, may require additional mechanisms such as repeated interaction, kin-based obligations, or leadership by the founding lineage. The Kennett et al. (2017) archaeogenomic evidence for a matrilineal dynasty spanning 330 years at Pueblo Bonito suggests that a dominant lineage may have organized construction, but the aggregation mechanism is not formalized in the present model.</w:t>
+      </w:r>
+    </w:p>
+    <w:p>
+      <w:pPr>
+        <w:pStyle w:val="BodyText"/>
+      </w:pPr>
+      <w:r>
+        <w:t xml:space="preserve">Several key sources in the analysis were available only as abstracts or partial texts at the time of writing. Claims from Bliege Bird and Smith (2005), Enquist and Leimar (1983), Trigger (1990), and Roscoe (2009) are based on secondary characterizations rather than direct page-verified readings. These citations are retained where the characterizations are consistent across multiple citing sources, but the relevant claims should be verified against the original texts before final submission.</w:t>
+      </w:r>
+    </w:p>
+    <w:p>
+      <w:pPr>
+        <w:pStyle w:val="BodyText"/>
+      </w:pPr>
+      <w:r>
+        <w:t xml:space="preserve">Some predictions, particularly P1 (quality-dependent investment) and P2 (elite signaling through exotics), are consistent with multiple interpretive frameworks. A hierarchy model that predicts elite monopolization of construction and exotic goods generates observationally similar expectations. The signaling model’s distinguishing prediction is not that elites invest more but that investment is quality-dependent (proportional to productive capacity rather than political authority) and that the system produces net fitness gains for participants rather than zero-sum redistribution. Testing this distinction requires data on the relationship between investment and community productivity that are not yet available for most Chaco-affiliated sites.</w:t>
+      </w:r>
+    </w:p>
+    <w:p>
+      <w:pPr>
+        <w:pStyle w:val="BodyText"/>
+      </w:pPr>
+      <w:r>
+        <w:t xml:space="preserve">A related concern is the interpretation of unequal distributions as evidence for social</w:t>
+      </w:r>
+      <w:r>
+        <w:t xml:space="preserve"> </w:t>
+      </w:r>
+      <w:r>
+        <w:t xml:space="preserve">“control.”</w:t>
+      </w:r>
+      <w:r>
+        <w:t xml:space="preserve"> </w:t>
+      </w:r>
+      <w:r>
+        <w:t xml:space="preserve">The concentration of exotic goods at Pueblo Bonito, including cylinder jars (Crown 2018), turquoise (Plog and Heitman 2010), and macaws (Watson et al. 2015), has often been interpreted as reflecting elite monopolistic control over production and distribution. The signaling model provides an alternative interpretation that does not require the assumption of control. Under the Spence condition, concentration arises from differential costs: only high-quality lineages can absorb the costs of long-distance procurement, specialized production, and conspicuous consumption. The distributional pattern looks identical to one produced by monopolistic control, but the mechanism is different. In the signaling interpretation, concentration reflects capacity rather than authority; no coercive enforcement is needed to exclude lower-quality agents, because they cannot afford the signaling costs regardless. Mattson’s (2025) finding of</w:t>
+      </w:r>
+      <w:r>
+        <w:t xml:space="preserve"> </w:t>
+      </w:r>
+      <w:r>
+        <w:t xml:space="preserve">“embedded production”</w:t>
+      </w:r>
+      <w:r>
+        <w:t xml:space="preserve"> </w:t>
+      </w:r>
+      <w:r>
+        <w:t xml:space="preserve">at Pueblo Bonito, where elite household members produced turquoise ornaments as part of their social roles rather than as dependents of a controlling elite, is more consistent with the capacity-based interpretation than with top-down control. Distinguishing between these mechanisms archaeologically remains difficult, but the distinction matters theoretically: a control-based system requires enforcement institutions that have not been identified at Chaco, while a signaling-based system requires only the differential cost structure that the Spence condition specifies.</w:t>
       </w:r>
     </w:p>
     <w:bookmarkEnd w:id="42"/>
-    <w:bookmarkStart w:id="43" w:name="limitations"/>
-    <w:p>
-      <w:pPr>
-        <w:pStyle w:val="Heading3"/>
-      </w:pPr>
-      <w:r>
-        <w:t xml:space="preserve">6.6 Limitations</w:t>
-      </w:r>
-    </w:p>
-    <w:p>
-      <w:pPr>
-        <w:pStyle w:val="FirstParagraph"/>
-      </w:pPr>
-      <w:r>
-        <w:t xml:space="preserve">Several limitations of the present analysis should be noted, framed in terms of what this stage of the research programme accomplishes and what subsequent stages must address.</w:t>
-      </w:r>
-    </w:p>
-    <w:p>
-      <w:pPr>
-        <w:pStyle w:val="BodyText"/>
-      </w:pPr>
-      <w:r>
-        <w:t xml:space="preserve">The formal model was developed as a general framework for monumental architecture and applied here to Chaco Canyon through parameterization. The model does not incorporate the specific archaeological details of Chaco’s spatial structure, kinship organization, or ritual systems; these are treated as boundary conditions rather than endogenous variables. A more complete treatment would model the spatial distribution of outlier great houses, the role of road networks in connecting them, and the dynamics of population movement between core and periphery. The Chaco road system, one of the most energetically costly and archaeologically distinctive features of the landscape, warrants specific attention. Roads may function as signaling infrastructure (their overbuilt character relative to traffic needs is consistent with a display function), as connective infrastructure facilitating the cooperation networks modeled in Layer 3, or both. The present model does not generate specific predictions about road characteristics, and extending the framework to do so is a priority for future work.</w:t>
-      </w:r>
-    </w:p>
-    <w:p>
-      <w:pPr>
-        <w:pStyle w:val="BodyText"/>
-      </w:pPr>
-      <w:r>
-        <w:t xml:space="preserve">The exotic goods signaling channel is not fully formalized in the present model, which focuses on the monument construction channel. The dual-channel interpretation presented here is grounded in the empirical evidence but lacks the same level of formal derivation as the monument channel. Future work should extend the formal model to incorporate a second signaling channel with distinct cost and fidelity parameters.</w:t>
-      </w:r>
-    </w:p>
-    <w:p>
-      <w:pPr>
-        <w:pStyle w:val="BodyText"/>
-      </w:pPr>
-      <w:r>
-        <w:t xml:space="preserve">The model does not yet specify how individual signaling decisions aggregate to group-level monument production. Layer 1 establishes that signaling is individually rational for each agent above minimum quality, resolving free-riding between quality types. However, great house construction is a collective enterprise requiring coordinated labor from agents of different quality levels within a community. The within-group coordination problem, how individual lineages contribute to a collective signal, may require additional mechanisms such as repeated interaction, kin-based obligations, or leadership by the founding lineage. The Kennett et al. (2017) archaeogenomic evidence for a matrilineal dynasty spanning 330 years at Pueblo Bonito suggests that a dominant lineage may have organized construction, but the aggregation mechanism is not formalized in the present model.</w:t>
-      </w:r>
-    </w:p>
-    <w:p>
-      <w:pPr>
-        <w:pStyle w:val="BodyText"/>
-      </w:pPr>
-      <w:r>
-        <w:t xml:space="preserve">Several key sources in the analysis were available only as abstracts or partial texts at the time of writing. Claims from Bliege Bird and Smith (2005), Enquist and Leimar (1983), Trigger (1990), and Roscoe (2009) are based on secondary characterizations rather than direct page-verified readings. These citations are retained where the characterizations are consistent across multiple citing sources, but the relevant claims should be verified against the original texts before final submission.</w:t>
-      </w:r>
-    </w:p>
-    <w:p>
-      <w:pPr>
-        <w:pStyle w:val="BodyText"/>
-      </w:pPr>
-      <w:r>
-        <w:t xml:space="preserve">Some predictions, particularly P1 (quality-dependent investment) and P2 (elite signaling through exotics), are consistent with multiple interpretive frameworks. A hierarchy model that predicts elite monopolization of construction and exotic goods generates observationally similar expectations. The signaling model’s distinguishing prediction is not that elites invest more but that investment is quality-dependent (proportional to productive capacity rather than political authority) and that the system produces net fitness gains for participants rather than zero-sum redistribution. Testing this distinction requires data on the relationship between investment and community productivity that are not yet available for most Chaco-affiliated sites.</w:t>
-      </w:r>
-    </w:p>
-    <w:p>
-      <w:pPr>
-        <w:pStyle w:val="BodyText"/>
-      </w:pPr>
-      <w:r>
-        <w:t xml:space="preserve">A related concern is the interpretation of unequal distributions as evidence for social</w:t>
-      </w:r>
-      <w:r>
-        <w:t xml:space="preserve"> </w:t>
-      </w:r>
-      <w:r>
-        <w:t xml:space="preserve">“control.”</w:t>
-      </w:r>
-      <w:r>
-        <w:t xml:space="preserve"> </w:t>
-      </w:r>
-      <w:r>
-        <w:t xml:space="preserve">The concentration of exotic goods at Pueblo Bonito, including cylinder jars (Crown 2018), turquoise (Plog and Heitman 2010), and macaws (Watson et al. 2015), has often been interpreted as reflecting elite monopolistic control over production and distribution. The signaling model provides an alternative interpretation that does not require the assumption of control. Under the Spence condition, concentration arises from differential costs: only high-quality lineages can absorb the costs of long-distance procurement, specialized production, and conspicuous consumption. The distributional pattern looks identical to one produced by monopolistic control, but the mechanism is different. In the signaling interpretation, concentration reflects capacity rather than authority; no coercive enforcement is needed to exclude lower-quality agents, because they cannot afford the signaling costs regardless. Mattson’s (2025) finding of</w:t>
-      </w:r>
-      <w:r>
-        <w:t xml:space="preserve"> </w:t>
-      </w:r>
-      <w:r>
-        <w:t xml:space="preserve">“embedded production”</w:t>
-      </w:r>
-      <w:r>
-        <w:t xml:space="preserve"> </w:t>
-      </w:r>
-      <w:r>
-        <w:t xml:space="preserve">at Pueblo Bonito, where elite household members produced turquoise ornaments as part of their social roles rather than as dependents of a controlling elite, is more consistent with the capacity-based interpretation than with top-down control. Distinguishing between these mechanisms archaeologically remains difficult, but the distinction matters theoretically: a control-based system requires enforcement institutions that have not been identified at Chaco, while a signaling-based system requires only the differential cost structure that the Spence condition specifies.</w:t>
-      </w:r>
-    </w:p>
-    <w:bookmarkEnd w:id="43"/>
-    <w:bookmarkStart w:id="44" w:name="future-directions"/>
+    <w:bookmarkStart w:id="43" w:name="future-directions"/>
     <w:p>
       <w:pPr>
         <w:pStyle w:val="Heading3"/>
@@ -4380,36 +4390,7 @@
         <w:t xml:space="preserve"> </w:t>
       </w:r>
       <w:r>
-        <w:t xml:space="preserve">can be tested as a genuine prediction rather than a curve-fitting exercise. The lambda-sigma relationship</w:t>
-      </w:r>
-      <w:r>
-        <w:t xml:space="preserve"> </w:t>
-      </w:r>
-      <m:oMath>
-        <m:r>
-          <m:t>λ</m:t>
-        </m:r>
-        <m:r>
-          <m:rPr>
-            <m:sty m:val="p"/>
-          </m:rPr>
-          <m:t>(</m:t>
-        </m:r>
-        <m:r>
-          <m:t>σ</m:t>
-        </m:r>
-        <m:r>
-          <m:rPr>
-            <m:sty m:val="p"/>
-          </m:rPr>
-          <m:t>)</m:t>
-        </m:r>
-      </m:oMath>
-      <w:r>
-        <w:t xml:space="preserve"> </w:t>
-      </w:r>
-      <w:r>
-        <w:t xml:space="preserve">should be estimated from the annual-resolution data now available: the Guiterman et al. (2015) 240,000-timber dataset provides annual construction activity, and the Living Blended Drought Atlas (Gille et al. 2017) provides annual PMDI values. A rolling-window correlation between PMDI variance and construction intensity at multiple temporal scales (10-, 20-, and 50-year windows) would directly test the lambda-sigma mechanism.</w:t>
+        <w:t xml:space="preserve">can be tested as a genuine prediction rather than a curve-fitting exercise. The annual-resolution construction-climate analysis presented in Section 5.5, using 2,973 timber specimens from the Chaco Research Archive, has already demonstrated that the lambda-sigma mechanism as formulated (rolling PMDI variance drives signaling returns) is not supported: construction tracks mean moisture, not variance. Reformulating Layer 3 to capture structural environmental vulnerability, the long-term properties that make cooperation networks valuable regardless of short-term variance, is the priority for the theoretical development of the model. This reformulation should be tested against the same tree-ring dataset that falsified the original formulation.</w:t>
       </w:r>
     </w:p>
     <w:p>
@@ -4471,7 +4452,7 @@
         </m:r>
       </m:oMath>
       <w:r>
-        <w:t xml:space="preserve">, conflict via the assessment noise function, and drought buffering via the exponential survival function with network-dependent insurance. The lambda-sigma feedback operates each year, modulating signaling returns as PMDI-derived uncertainty varies. Across 20 replicate runs with Chaco-calibrated PMDI data, the simulation reproduces several qualitative features of the archaeological record (Figure 8): population peaks around AD 1080, monument stock peaks contemporaneously, the lambda-sigma feedback tracks environmental conditions dynamically, and conflict rates rise after the florescence as monument investment declines. High-quality groups (core great houses, mean q = 1.61) accumulate approximately five times the exchange partners of low-quality groups (outliers, mean q = 0.67), and the Spence gradient produces a monotonic quality-investment mapping consistent with the analytical predictions (Figure 13). The simulation demonstrates that the model’s equations are dynamically sufficient (Lewontin 1974) to generate Chaco-like trajectories from Chaco-calibrated inputs; it does not constitute an independent empirical test, because the inputs (PMDI data, room counts, founding dates) are derived from the same archaeological record the outputs are compared against. The simulation necessarily includes implementation details beyond the formal three-layer model, including demographic parameters (birth and death rates), density-dependent mortality, resource production formulas, and pilgrimage dynamics. These additional mechanisms are required to generate annual population dynamics but are not derived from the formal model; they are documented in the code and their values are illustrative. Reproducing qualitative patterns is a necessary condition for the model not being broken, not a confirmation of its predictive accuracy. The simulation’s parameter values are illustrative rather than estimated; formal calibration against the annual-resolution Guiterman et al. (2015) timber dataset and independent quality proxies is the priority for the next stage.</w:t>
+        <w:t xml:space="preserve">, conflict via the assessment noise function, and drought buffering via the exponential survival function with network-dependent insurance. The lambda-sigma feedback operates each year, modulating signaling returns as PMDI-derived uncertainty varies. Across 20 replicate runs with Chaco-calibrated PMDI data, the simulation reproduces several qualitative features of the archaeological record (Figure 8): population peaks around AD 1080, monument stock peaks contemporaneously, the lambda-sigma feedback tracks environmental conditions dynamically, and conflict rates rise after the florescence as monument investment declines. High-quality groups (core great houses, mean q = 1.61) accumulate approximately five times the exchange partners of low-quality groups (outliers, mean q = 0.67), and the Spence gradient produces a monotonic quality-investment mapping consistent with the analytical predictions (Figure 13). The simulation demonstrates that the model’s equations are dynamically sufficient (Lewontin 1974) to generate Chaco-like trajectories from Chaco-calibrated inputs; it does not constitute an independent empirical test, because the inputs (PMDI data, room counts, founding dates) are derived from the same archaeological record the outputs are compared against. The simulation necessarily includes implementation details beyond the formal three-layer model, including demographic parameters (birth and death rates), density-dependent mortality, resource production formulas, and pilgrimage dynamics. These additional mechanisms are required to generate annual population dynamics but are not derived from the formal model; they are documented in the code and their values are illustrative. Reproducing qualitative patterns is a necessary condition for the model not being broken, not a confirmation of its predictive accuracy. The simulation’s parameter values are illustrative rather than estimated; formal calibration against the Chaco Research Archive tree-ring data and independent quality proxies is the priority for the next stage.</w:t>
       </w:r>
     </w:p>
     <w:p>
@@ -4490,81 +4471,89 @@
         <w:t xml:space="preserve">Finally, the model generates specific predictions about the Aztec successor system (approximately 1100-1300 CE at Aztec Ruins, 80 km north of Chaco). If Aztec represented a geographic relocation of the Chaco signaling system to a less degraded landscape, the model predicts that construction should have begun when sigma at the new location crossed the critical threshold, that network connectivity should have shifted northward in concert with construction, and that the system should have collapsed under the same general conditions (sustained extreme sigma) as its predecessor. Preliminary evidence from Mills et al. (2018) and Van Dyke (2004) is consistent with these predictions.</w:t>
       </w:r>
     </w:p>
+    <w:bookmarkEnd w:id="43"/>
     <w:bookmarkEnd w:id="44"/>
+    <w:bookmarkStart w:id="45" w:name="conclusion"/>
+    <w:p>
+      <w:pPr>
+        <w:pStyle w:val="Heading2"/>
+      </w:pPr>
+      <w:r>
+        <w:t xml:space="preserve">7. Conclusion</w:t>
+      </w:r>
+    </w:p>
+    <w:p>
+      <w:pPr>
+        <w:pStyle w:val="FirstParagraph"/>
+      </w:pPr>
+      <w:r>
+        <w:t xml:space="preserve">Chaco Canyon has long been treated as an archaeological anomaly: monumental investment in a location that could barely sustain its population, exotic goods from thousands of kilometers away, and a regional network that flourished for two centuries before rapid collapse. The interpretive frameworks applied to Chaco have captured aspects of this record, but they have cycled through competing narratives without building cumulative, testable knowledge. The succession of political hierarchy, ritual pilgrimage, ecological adaptation, and labor recruitment models has produced multiple accounts that can accommodate the evidence post hoc but cannot predict it. No existing framework specifies the conditions under which its proposed mechanisms should produce the observed patterns, the thresholds at which behavior should change, or the observations that would refute the framework (Perreault 2019; Quinn 2019).</w:t>
+      </w:r>
+    </w:p>
+    <w:p>
+      <w:pPr>
+        <w:pStyle w:val="BodyText"/>
+      </w:pPr>
+      <w:r>
+        <w:t xml:space="preserve">The three-layer signaling model presented here provides a formal framework capable of generating such predictions. The model’s contribution is the formalization itself: placing the productive but informal CST insights of Kantner and Vaughn (2012), Safi (2015), and others on formal footing so that predictions can be derived, tested, and, when they fail, revised. Layer 1 (the Spence condition) establishes that monument investment is individually rational for every participant above minimum quality, resolving the free-rider problem that verbal accounts leave open. Layer 2 (intergroup assessment) derives the conflict-reduction mechanism from the informational content of monument stock. Layer 3 (cooperation networks with environmental feedback) links signaling to environmental conditions through the lambda-sigma feedback.</w:t>
+      </w:r>
+    </w:p>
+    <w:p>
+      <w:pPr>
+        <w:pStyle w:val="BodyText"/>
+      </w:pPr>
+      <w:r>
+        <w:t xml:space="preserve">Of the eight predictions, we report the current score forthrightly. Two discriminating predictions are supported: signal observability (P3) is confirmed by viewshed and soundshed analyses (Dungan et al. 2018; Van Dyke et al. 2024), and signal depreciation (P7, partially discriminating) is illustrated by Pueblo Bonito’s continuous renovation cycle (Crown and Wills 2018). Network-construction co-evolution (P6) is supported with a severity caveat: temporal co-occurrence is also predicted by surplus models. Conflict reduction (P4, discriminating) is partially supported, with appropriate qualifications about the EP Events. Two convergent predictions are supported: quality-dependent investment (P1, Bayesian beta = 1.67, P(beta &gt; 0) = 0.9998) and elite exotic goods concentration (P2), though both are consistent with hierarchy models. System collapse (P8, discriminating) is partially supported, with the Bayesian changepoint at AD 1082 confirming pre-drought decline and the three collapse-sequence features in Section 6.2 consistent with signaling logic, though a depletion-augmented surplus model can also accommodate these patterns.</w:t>
+      </w:r>
+    </w:p>
+    <w:p>
+      <w:pPr>
+        <w:pStyle w:val="BodyText"/>
+      </w:pPr>
+      <w:r>
+        <w:t xml:space="preserve">Construction under uncertainty (P5, discriminating) is not supported. The annual-resolution analysis of 2,973 timber specimens from the Chaco Research Archive shows PMDI variance correlating negatively with construction (r = -0.167, p = 0.004) and PMDI level correlating positively (r = +0.43, p &lt; 0.0001). The lambda-sigma feedback, the model’s most theoretically novel mechanism (Layer 3), is falsified as formulated. We state this plainly. The prediction was specific enough to fail, and it failed. That it could fail is precisely what distinguishes this framework from the unfalsifiable narrative accounts it is intended to replace.</w:t>
+      </w:r>
+    </w:p>
+    <w:p>
+      <w:pPr>
+        <w:pStyle w:val="BodyText"/>
+      </w:pPr>
+      <w:r>
+        <w:t xml:space="preserve">What the P5 failure teaches is instructive. The lambda-sigma mechanism assumed that environmental variance in real time drives signaling returns. The data show that construction tracks mean moisture, not variance. This does not invalidate the broader claim that environmental marginality makes cooperation networks valuable; rather, it indicates that the relevant environmental parameter is not rolling PMDI variance but something more structural: the long-term aridity context (Polyak et al. 2022), the spatial heterogeneity of drought patterns (Gauthier 2021), or the cumulative fragility of the resource base (Lentz et al. 2021). Reformulating Layer 3 to capture structural vulnerability rather than rolling variance is a priority for the next stage.</w:t>
+      </w:r>
+    </w:p>
+    <w:p>
+      <w:pPr>
+        <w:pStyle w:val="BodyText"/>
+      </w:pPr>
+      <w:r>
+        <w:t xml:space="preserve">The model’s empirical weight rests on two foundations. First, the formalization of Layers 1 and 2, which were proposed verbally by prior authors but are here derived from first principles with equilibrium proofs and falsifiable predictions. Formalizing existing insights is itself a contribution: it transforms claims that could accommodate any outcome into claims that can be tested and refuted. Second, the collapse-sequence evidence (Section 6.2), where the signaling model’s predictions about pre-drought signal degradation, deliberate channel closure, and competitive displacement are consistent with the evidence, though we acknowledge that a depletion-augmented surplus model can accommodate most of these patterns except the deliberate termination rituals. Distinguishing between these frameworks will require formal development of the depletion model and quantitative comparison on equal terms.</w:t>
+      </w:r>
+    </w:p>
+    <w:p>
+      <w:pPr>
+        <w:pStyle w:val="BodyText"/>
+      </w:pPr>
+      <w:r>
+        <w:t xml:space="preserve">In Kitcher’s (1981) terms, the framework represents a gain in unification: explaining monument construction, exotic goods concentration, conflict patterns, network dynamics, and collapse sequence through a single set of equilibrium conditions rather than separate ad hoc accounts for each phenomenon. The value of formalization is not that it provides final answers but that it specifies what a final answer would look like: the conditions under which the model would be refuted, the data that would refute it, and the observations that would confirm it. The P5 result demonstrates this concretely. That is what cumulative knowledge building requires.</w:t>
+      </w:r>
+      <w:r>
+        <w:t xml:space="preserve"> </w:t>
+      </w:r>
+      <w:r>
+        <w:t xml:space="preserve">## Acknowledgments</w:t>
+      </w:r>
+    </w:p>
+    <w:p>
+      <w:pPr>
+        <w:pStyle w:val="BodyText"/>
+      </w:pPr>
+      <w:r>
+        <w:t xml:space="preserve">We thank the National Oceanic and Atmospheric Administration (NOAA) for providing the Living Blended Drought Atlas data. We acknowledge the Chaco Research Archive for facilitating access to archaeological data. The theoretical framework benefited from discussions with [colleagues].</w:t>
+      </w:r>
+    </w:p>
     <w:bookmarkEnd w:id="45"/>
-    <w:bookmarkStart w:id="46" w:name="conclusion"/>
-    <w:p>
-      <w:pPr>
-        <w:pStyle w:val="Heading2"/>
-      </w:pPr>
-      <w:r>
-        <w:t xml:space="preserve">7. Conclusion</w:t>
-      </w:r>
-    </w:p>
-    <w:p>
-      <w:pPr>
-        <w:pStyle w:val="FirstParagraph"/>
-      </w:pPr>
-      <w:r>
-        <w:t xml:space="preserve">Chaco Canyon has long been treated as an archaeological anomaly: monumental investment in a location that could barely sustain its population, exotic goods from thousands of kilometers away, and a regional network that flourished for two centuries before rapid collapse. The interpretive frameworks applied to Chaco have captured aspects of this record, but they have cycled through competing narratives without building cumulative, testable knowledge. The succession of political hierarchy, ritual pilgrimage, ecological adaptation, and labor recruitment models has produced multiple accounts that can accommodate the evidence post hoc but cannot predict it. No existing framework specifies the conditions under which its proposed mechanisms should produce the observed patterns, the thresholds at which behavior should change, or the observations that would refute the framework (Perreault 2019; Quinn 2019).</w:t>
-      </w:r>
-    </w:p>
-    <w:p>
-      <w:pPr>
-        <w:pStyle w:val="BodyText"/>
-      </w:pPr>
-      <w:r>
-        <w:t xml:space="preserve">The three-layer signaling model presented here provides a formal framework capable of generating such predictions. Monument construction at Chaco was individually rational for participating lineages (Layer 1), reduced inter-community conflict through mutual assessment (Layer 2), and built cooperation networks that buffered against environmental uncertainty (Layer 3). The lambda-sigma feedback loop links environmental conditions to signaling intensity, predicting that construction should concentrate in marginal, uncertain environments rather than in productive, stable ones.</w:t>
-      </w:r>
-    </w:p>
-    <w:p>
-      <w:pPr>
-        <w:pStyle w:val="BodyText"/>
-      </w:pPr>
-      <w:r>
-        <w:t xml:space="preserve">Of the eight predictions, we report the current score forthrightly. Three discriminating predictions are supported: signal observability (P3) is confirmed by viewshed and soundshed analyses (Dungan et al. 2018; Van Dyke et al. 2024); network-construction co-evolution (P6) is documented by ceramic similarity networks peaking with construction (Mills et al. 2018); and signal depreciation (P7, partially discriminating) is illustrated by Pueblo Bonito’s continuous renovation cycle (Crown and Wills 2018). Conflict reduction (P4, discriminating) is partially supported, with appropriate qualifications about the EP Events. Two convergent predictions are supported: quality-dependent investment (P1) and elite exotic goods concentration (P2), though both are consistent with hierarchy models and P1 has not been subjected to a severe test because quality has not been operationalized independently of investment. System collapse (P8, discriminating) is partially supported, with qualifications about pre-drought construction decline and competitive displacement by Aztec.</w:t>
-      </w:r>
-    </w:p>
-    <w:p>
-      <w:pPr>
-        <w:pStyle w:val="BodyText"/>
-      </w:pPr>
-      <w:r>
-        <w:t xml:space="preserve">Construction under uncertainty (P5, discriminating) is not supported at the resolution tested. The period-level PMDI variance analysis yields a null result: variance does not peak during Classic Bonito, and the Levene’s test is non-significant (F = 0.21, p = 0.64). This is the model’s most distinctive prediction, derived from the lambda-sigma feedback that is the paper’s central theoretical innovation. We state plainly that this mechanism is not supported by the available data at period resolution. The model’s current empirical leverage rests on P3, P4, P6, and the collapse sequence (P8), not on P5. The lambda-sigma feedback awaits its severe test at annual resolution. The prediction was specific enough to fail; that it can fail is precisely what distinguishes it from the unfalsifiable narrative frameworks it is intended to replace.</w:t>
-      </w:r>
-    </w:p>
-    <w:p>
-      <w:pPr>
-        <w:pStyle w:val="BodyText"/>
-      </w:pPr>
-      <w:r>
-        <w:t xml:space="preserve">This analysis represents the first stage of a research programme that transforms the productive but informal CST insights of Kantner and Vaughn (2012), Safi (2015), and others into a framework capable of cumulative empirical evaluation. The present contribution formalizes the theoretical framework, derives predictions, classifies their discriminating power, and evaluates them against the available record, including reporting complications honestly where the evidence is mixed. The next stage, formal parameter estimation at annual resolution using the Guiterman et al. (2015) timber dataset and independent quality proxies, is specified in Section 6.6.</w:t>
-      </w:r>
-    </w:p>
-    <w:p>
-      <w:pPr>
-        <w:pStyle w:val="BodyText"/>
-      </w:pPr>
-      <w:r>
-        <w:t xml:space="preserve">The framework connects individual behavior (elite competition through exotic goods), group-level dynamics (monument construction for intergroup assessment), and regional processes (cooperation network formation under environmental uncertainty) into a unified evolutionary account. In Kitcher’s (1981) terms, this unification, explaining diverse phenomena through a single set of equilibrium conditions, represents a gain in scientific understanding over separate ad hoc accounts for each feature of the Chaco record. The value of formalization is not that it provides final answers but that it specifies what a final answer would look like: the conditions under which the model would be refuted, the data that would refute it, and the observations that would confirm it. That is what cumulative knowledge building requires.</w:t>
-      </w:r>
-      <w:r>
-        <w:t xml:space="preserve"> </w:t>
-      </w:r>
-      <w:r>
-        <w:t xml:space="preserve">## Acknowledgments</w:t>
-      </w:r>
-    </w:p>
-    <w:p>
-      <w:pPr>
-        <w:pStyle w:val="BodyText"/>
-      </w:pPr>
-      <w:r>
-        <w:t xml:space="preserve">We thank the National Oceanic and Atmospheric Administration (NOAA) for providing the Living Blended Drought Atlas data. We acknowledge the Chaco Research Archive for facilitating access to archaeological data. The theoretical framework benefited from discussions with [colleagues].</w:t>
-      </w:r>
-    </w:p>
-    <w:bookmarkEnd w:id="46"/>
-    <w:bookmarkStart w:id="47" w:name="data-availability"/>
+    <w:bookmarkStart w:id="46" w:name="data-availability"/>
     <w:p>
       <w:pPr>
         <w:pStyle w:val="Heading2"/>
@@ -4867,8 +4856,8 @@
         <w:t xml:space="preserve">linking environmental uncertainty to signaling returns. Groups have continuous quality derived from room counts as a proxy for productive capacity (note that this shares the circularity acknowledged for P1: room counts are themselves a component of monument investment, so the quality-investment gradient is partially built into the initialization rather than emerging as a prediction). Parameter values used in the simulation are illustrative; formal estimation from independent data is a priority for the next stage of the research programme (Section 6.7).</w:t>
       </w:r>
     </w:p>
-    <w:bookmarkEnd w:id="47"/>
-    <w:bookmarkStart w:id="48" w:name="references"/>
+    <w:bookmarkEnd w:id="46"/>
+    <w:bookmarkStart w:id="47" w:name="references"/>
     <w:p>
       <w:pPr>
         <w:pStyle w:val="Heading2"/>
@@ -6492,8 +6481,8 @@
         <w:t xml:space="preserve">. Publications in Archeology 18F. National Park Service, Santa Fe.</w:t>
       </w:r>
     </w:p>
-    <w:bookmarkEnd w:id="48"/>
-    <w:bookmarkStart w:id="49" w:name="figure-legends"/>
+    <w:bookmarkEnd w:id="47"/>
+    <w:bookmarkStart w:id="48" w:name="figure-legends"/>
     <w:p>
       <w:pPr>
         <w:pStyle w:val="Heading2"/>
@@ -6959,8 +6948,8 @@
         <w:t xml:space="preserve">Bayesian model comparison and parameter estimation. (a) LOO-CV model weights for three models predicting decadal construction from PMDI: signaling (variance), surplus (mean), and combined. The three models are effectively equivalent in predictive accuracy (elpd differences &lt; 1), indicating the decadal data cannot discriminate between mechanisms at this temporal scale. LOO stacking assigns weight to one model, but this is an artifact of the algorithm when models are nearly identical in predictive performance. (b) Posterior distribution for the Bayesian change-point in Chaco construction rate (Poisson model). The changepoint concentrates at AD 1082 (P(before 1130 megadrought) = 1.000), confirming pre-drought signal degradation. (c) Posterior for the quality-investment slope beta in a log-log regression of timber specimens on room counts across 13 sites. Mean beta = 1.67 (94% HDI: 0.84-2.45), P(beta &gt; 0) = 0.9998, confirming the Spence quality-investment gradient with superlinear scaling.</w:t>
       </w:r>
     </w:p>
-    <w:bookmarkEnd w:id="49"/>
-    <w:bookmarkStart w:id="55" w:name="appendix-a-mathematical-derivations"/>
+    <w:bookmarkEnd w:id="48"/>
+    <w:bookmarkStart w:id="54" w:name="appendix-a-mathematical-derivations"/>
     <w:p>
       <w:pPr>
         <w:pStyle w:val="Heading2"/>
@@ -6969,7 +6958,7 @@
         <w:t xml:space="preserve">Appendix A: Mathematical Derivations</w:t>
       </w:r>
     </w:p>
-    <w:bookmarkStart w:id="50" w:name="a.1-equilibrium-existence-and-uniqueness"/>
+    <w:bookmarkStart w:id="49" w:name="a.1-equilibrium-existence-and-uniqueness"/>
     <w:p>
       <w:pPr>
         <w:pStyle w:val="Heading3"/>
@@ -9211,8 +9200,8 @@
         <w:t xml:space="preserve">Every type above minimum quality gains strictly positive fitness from participating, confirming that signaling is individually rational.</w:t>
       </w:r>
     </w:p>
-    <w:bookmarkEnd w:id="50"/>
-    <w:bookmarkStart w:id="51" w:name="a.2-ess-conditions"/>
+    <w:bookmarkEnd w:id="49"/>
+    <w:bookmarkStart w:id="50" w:name="a.2-ess-conditions"/>
     <w:p>
       <w:pPr>
         <w:pStyle w:val="Heading3"/>
@@ -10098,8 +10087,8 @@
         <w:t xml:space="preserve">). Over-signaling is therefore unprofitable.</w:t>
       </w:r>
     </w:p>
-    <w:bookmarkEnd w:id="51"/>
-    <w:bookmarkStart w:id="52" w:name="a.3-survival-function-robustness"/>
+    <w:bookmarkEnd w:id="50"/>
+    <w:bookmarkStart w:id="51" w:name="a.3-survival-function-robustness"/>
     <w:p>
       <w:pPr>
         <w:pStyle w:val="Heading3"/>
@@ -10797,8 +10786,8 @@
         <w:t xml:space="preserve">). The lambda-sigma feedback, in which higher uncertainty increases the returns to signaling through the increased value of cooperation networks, is therefore robust across this family of survival functions.</w:t>
       </w:r>
     </w:p>
-    <w:bookmarkEnd w:id="52"/>
-    <w:bookmarkStart w:id="53" w:name="a.4-channel-selection"/>
+    <w:bookmarkEnd w:id="51"/>
+    <w:bookmarkStart w:id="52" w:name="a.4-channel-selection"/>
     <w:p>
       <w:pPr>
         <w:pStyle w:val="Heading3"/>
@@ -10992,8 +10981,8 @@
         <w:t xml:space="preserve">When the signal audience values accuracy (as in partner assessment for cooperative relationships), the higher-fidelity channel dominates. When the audience values impressiveness (as in intra-elite display competition where the audience has independent information about the signaler), lower-fidelity channels can persist as complementary signals. This explains the dual-channel structure at Chaco: monuments dominate for intergroup and inter-community communication, while exotic goods persist for intra-elite competition. The conclusion is robust to any fidelity values satisfying the ordering assumption.</w:t>
       </w:r>
     </w:p>
-    <w:bookmarkEnd w:id="53"/>
-    <w:bookmarkStart w:id="54" w:name="a.5-lambda-sigma-sensitivity"/>
+    <w:bookmarkEnd w:id="52"/>
+    <w:bookmarkStart w:id="53" w:name="a.5-lambda-sigma-sensitivity"/>
     <w:p>
       <w:pPr>
         <w:pStyle w:val="Heading3"/>
@@ -11700,9 +11689,9 @@
         <w:t xml:space="preserve">requires the annual-resolution construction-PMDI correlation analysis specified in Section 6.6.</w:t>
       </w:r>
     </w:p>
+    <w:bookmarkEnd w:id="53"/>
     <w:bookmarkEnd w:id="54"/>
     <w:bookmarkEnd w:id="55"/>
-    <w:bookmarkEnd w:id="56"/>
     <w:sectPr>
       <w:footnotePr>
         <w:numRestart w:val="eachSect"/>

--- a/docs/manuscript/Chaco_Signaling_Manuscript.docx
+++ b/docs/manuscript/Chaco_Signaling_Manuscript.docx
@@ -453,15 +453,15 @@
         <w:pStyle w:val="BodyText"/>
       </w:pPr>
       <w:r>
-        <w:t xml:space="preserve">The philosophy of science offers a clear diagnosis. Lakatos (1970) distinguishes between progressive and degenerating research programmes: a programme is progressive when successive theories predict novel facts that are subsequently confirmed, and degenerating when new formulations merely accommodate known observations without predicting anything new. By this criterion, the interpretive frameworks applied to Chaco have been largely degenerating: each reinterprets the same evidence, great houses, exotic goods, environmental marginality, without specifying what novel observations would confirm or refute it. This diagnosis applies to the succession of narrative frameworks, not to Chaco empirical research as a whole. The empirical work on Chaco has been genuinely productive: dendrochronological dating (Guiterman et al. 2015), archaeogenomics (Kennett et al. 2017), network analysis (Mills et al. 2013), and paleoclimate reconstruction (Polyak et al. 2022) have all produced novel findings that reshaped understanding. The problem is that the interpretive frameworks consuming these findings have not been formalized to the point where the findings could adjudicate among them.</w:t>
-      </w:r>
-    </w:p>
-    <w:p>
-      <w:pPr>
-        <w:pStyle w:val="BodyText"/>
-      </w:pPr>
-      <w:r>
-        <w:t xml:space="preserve">Kitcher (1981) argues that scientific understanding advances through unification: explaining diverse phenomena through a small number of formal argument patterns rather than through separate ad hoc accounts for each observation. A framework that can derive monument construction, exotic goods acquisition, conflict patterns, and network dynamics from a single set of equilibrium conditions represents a gain in unification over four separate narrative accounts of each phenomenon. Mayo (2018) provides the evidential criterion: data provide evidence for a claim only when the claim has been subjected to a test that would probably have found it flawed if it were false. Narrative frameworks that can accommodate any pattern of evidence have not been severely tested, regardless of how plausible they appear. These two criteria, Lakatos’s progressiveness and Mayo’s severity, serve different functions. Progressiveness evaluates the trajectory of a research programme across predictions: does it generate novel, testable claims? Severity evaluates individual predictions: has a specific claim survived a test that could have falsified it? A programme can be progressive (generating novel predictions) while individual predictions within it fail severe tests, provided the failures are reported honestly and the programme specifies how to resolve them. We apply both criteria throughout the evidence evaluation (Section 5), noting explicitly where predictions have and have not been severely tested.</w:t>
+        <w:t xml:space="preserve">The philosophy of science offers a clear diagnosis. Lakatos (1970) distinguishes between progressive and degenerating research programmes. A progressive programme generates predictions about things not yet observed, and some of those predictions turn out to be correct. A degenerating programme merely reinterprets evidence already known, adjusting its story after each new finding without ever predicting what will be found next. The distinction is between a framework that sticks its neck out and one that only explains in retrospect. By this criterion, the interpretive frameworks applied to Chaco have been largely degenerating: each reinterprets the same evidence, great houses, exotic goods, environmental marginality, without specifying what novel observations would confirm or refute it. This diagnosis applies to the succession of narrative frameworks, not to Chaco empirical research as a whole. The empirical work on Chaco has been genuinely productive: dendrochronological dating (Guiterman et al. 2015), archaeogenomics (Kennett et al. 2017), network analysis (Mills et al. 2013), and paleoclimate reconstruction (Polyak et al. 2022) have all produced novel findings that reshaped understanding. The problem is that the interpretive frameworks consuming these findings have not been formalized to the point where the findings could adjudicate among them.</w:t>
+      </w:r>
+    </w:p>
+    <w:p>
+      <w:pPr>
+        <w:pStyle w:val="BodyText"/>
+      </w:pPr>
+      <w:r>
+        <w:t xml:space="preserve">Kitcher (1981) argues that scientific understanding advances through unification: explaining many different observations with a single, parsimonious set of principles rather than inventing a separate story for each phenomenon. A framework that can derive monument construction, exotic goods acquisition, conflict patterns, and network dynamics from a single set of equilibrium conditions represents a gain in unification over four separate narrative accounts of each phenomenon. Mayo (2018) provides the evidential criterion: data count as evidence for a claim only when the claim has been tested in a way that would have revealed it as wrong if it were wrong. A theory that can explain any conceivable outcome has not been tested at all, no matter how well it fits the data in hand. A framework that can accommodate equally well a pattern and its opposite has told us nothing. These two criteria, Lakatos’s progressiveness and Mayo’s severity, serve different functions. Progressiveness evaluates the trajectory of a research programme across predictions: does it generate novel, testable claims? Severity evaluates individual predictions: has a specific claim survived a test that could have falsified it? A programme can be progressive (generating novel predictions) while individual predictions within it fail severe tests, provided the failures are reported honestly and the programme specifies how to resolve them. We apply both criteria throughout the evidence evaluation (Section 5), noting explicitly where predictions have and have not been severely tested.</w:t>
       </w:r>
     </w:p>
     <w:p>
@@ -597,7 +597,7 @@
         <w:pStyle w:val="BodyText"/>
       </w:pPr>
       <w:r>
-        <w:t xml:space="preserve">The formalization serves two functions beyond prediction. First, the mathematical model is a necessary precondition for building an agent-based simulation that can evaluate the model’s dynamic sufficiency (Lewontin 1974): whether the specified state variables and transformation rules are sufficient to generate the temporal dynamics observed in the archaeological record, including construction trajectories, network evolution, and collapse timing. A model is dynamically sufficient when, given the state variables at one time, it can predict the state variables at the next time step. Without formal equations specifying the relationships among quality, investment, environmental uncertainty, and network structure, an agent-based model would be an exercise in ad hoc programming rather than a test of theoretical claims. Second, the formalization identifies the specific empirical quantities that must be measured, what Lewontin (1974) termed the problem of constructing a state space that is both dynamically sufficient and empirically accessible. The quality parameter</w:t>
+        <w:t xml:space="preserve">The formalization serves two functions beyond prediction. First, the mathematical model is a necessary precondition for building an agent-based simulation that can evaluate what Lewontin (1974) called dynamic sufficiency: whether the model contains enough of the right ingredients, the right variables described in the right relationships, to generate the patterns observed in the archaeological record. In concrete terms: if we set the model running from AD 800 with Chaco’s actual climate data, does it produce something that looks like the construction trajectory, network evolution, and collapse timing that actually occurred? If so, the model captures the essential dynamics; if not, something important is missing. Without formal equations, a simulation is just ad hoc programming with no way to know what it is testing. Second, the formalization identifies the specific empirical quantities that must be measured. The quality parameter</w:t>
       </w:r>
       <w:r>
         <w:t xml:space="preserve"> </w:t>
@@ -663,7 +663,19 @@
         <w:pStyle w:val="BodyText"/>
       </w:pPr>
       <w:r>
-        <w:t xml:space="preserve">A critical theoretical point frames the entire model. The mechanism that ensures signal honesty is condition-dependent signaling, not the so-called handicap principle. Comprehensive reviews of the signaling theory literature have shown that the original handicap hypothesis, which holds that signals are reliable simply because they are costly, lacks theoretical support (Penn and Szamado 2020). What maintains signal honesty is the Spence condition: the requirement that marginal signaling costs vary inversely with signaler quality, so that high-quality agents face lower marginal costs than low-quality agents for the same level of investment. This condition, first formalized in Spence’s (1973) job-market model and independently derived in biological signaling theory (Grafen 1990), is the foundation of Layer 1. The Spence condition resolves the free-rider problem that has bedeviled collective action accounts of monument construction: participation in signaling is individually rational for every agent above minimum quality, not an altruistic sacrifice requiring group-selection explanations. Appendix A provides the formal proof; here we present the key equations and their archaeological interpretation.</w:t>
+        <w:t xml:space="preserve">A critical theoretical point frames the entire model. The mechanism that ensures signal honesty is condition-dependent signaling, not the so-called handicap principle. The handicap hypothesis holds that signals are reliable simply because they are costly, a</w:t>
+      </w:r>
+      <w:r>
+        <w:t xml:space="preserve"> </w:t>
+      </w:r>
+      <w:r>
+        <w:t xml:space="preserve">“burning money to prove you can”</w:t>
+      </w:r>
+      <w:r>
+        <w:t xml:space="preserve"> </w:t>
+      </w:r>
+      <w:r>
+        <w:t xml:space="preserve">logic. Comprehensive reviews have shown this reasoning lacks theoretical support (Penn and Szamado 2020). What actually maintains signal honesty is not that signaling is expensive in absolute terms but that its cost depends on the signaler’s underlying capacity. High-capacity groups find the same investment cheaper at the margin than low-capacity groups. This is the Spence condition: the requirement that marginal signaling costs vary inversely with signaler quality. This condition, first formalized in Spence’s (1973) job-market model and independently derived in biological signaling theory (Grafen 1990), is the foundation of Layer 1. The Spence condition resolves the free-rider problem that has bedeviled collective action accounts of monument construction: participation in signaling is individually rational for every agent above minimum quality, not an altruistic sacrifice requiring group-selection explanations. Appendix A provides the formal proof; here we present the key equations and their archaeological interpretation.</w:t>
       </w:r>
     </w:p>
     <w:bookmarkEnd w:id="14"/>
@@ -825,7 +837,7 @@
         <w:pStyle w:val="FirstParagraph"/>
       </w:pPr>
       <w:r>
-        <w:t xml:space="preserve">In plain language: the cost of investment increases quadratically with the amount invested, and dividing by quality means that higher-quality agents pay less per unit of investment. The critical property is that the cross-partial derivative is negative:</w:t>
+        <w:t xml:space="preserve">In plain language: the cost of investment increases quadratically with the amount invested, and dividing by quality means that higher-quality agents pay less per unit of investment. The critical property is that the cost of the next unit of investment decreases as quality increases (formally, the cross-partial derivative</w:t>
       </w:r>
       <w:r>
         <w:t xml:space="preserve"> </w:t>
@@ -884,20 +896,7 @@
         </m:r>
       </m:oMath>
       <w:r>
-        <w:t xml:space="preserve">. This is the Spence condition. It means that the marginal cost of an additional unit of signaling investment decreases as quality increases. A lineage with greater productive capacity (higher</w:t>
-      </w:r>
-      <w:r>
-        <w:t xml:space="preserve"> </w:t>
-      </w:r>
-      <w:r>
-        <w:rPr>
-          <w:i/>
-          <w:iCs/>
-        </w:rPr>
-        <w:t xml:space="preserve">q</w:t>
-      </w:r>
-      <w:r>
-        <w:t xml:space="preserve">) finds it cheaper, at the margin, to add another room to a great house or to sponsor another construction episode than a lineage with lower capacity. This differential cost structure, not the absolute magnitude of the investment, is what makes the signal honest.</w:t>
+        <w:t xml:space="preserve">). This is the Spence condition, and it is what makes the signal honest. The logic is analogous to physical fitness displays: a strong individual finds it relatively cheap to carry a heavy load, while a weak individual finds the same load prohibitively expensive. The load itself is not the point; what matters is that the cost of bearing it varies with the underlying capacity. At Chaco, a lineage with a large labor force, abundant stored surplus, and extensive exchange connections finds it cheaper, at the margin, to add another room to a great house than a lineage with fewer resources. This differential cost structure means that the signal cannot be faked: a low-capacity group attempting to build at the level of a high-capacity group would incur ruinous costs, while the high-capacity group absorbs the same investment without crisis.</w:t>
       </w:r>
     </w:p>
     <w:p>
@@ -1042,7 +1041,7 @@
         <w:t xml:space="preserve"> </w:t>
       </w:r>
       <w:r>
-        <w:t xml:space="preserve">represents the fitness return to signaling, which in Layer 3 becomes endogenous to environmental conditions. Every quality type above the minimum selects a distinct investment level, producing a monotonic mapping from quality to signal that receivers can invert to infer quality from observed investment. This separating equilibrium is unique under the Spence condition (Appendix A, Proposition 1).</w:t>
+        <w:t xml:space="preserve">represents the fitness return to signaling, which in Layer 3 becomes endogenous to environmental conditions. Every quality type above the minimum selects a distinct investment level, producing a graduated spectrum from no investment (small-house communities) through modest investment (outlier great houses) to massive investment (Pueblo Bonito). Because each quality level maps to a unique investment level, observers can work backward from what they see built to infer the builder’s capacity. This one-to-one correspondence between quality and investment, termed a separating equilibrium in signaling theory, is the unique stable outcome under the Spence condition (Appendix A, Proposition 1).</w:t>
       </w:r>
     </w:p>
     <w:p>
@@ -1514,7 +1513,7 @@
         <w:pStyle w:val="BodyText"/>
       </w:pPr>
       <w:r>
-        <w:t xml:space="preserve">Assessment noise, the uncertainty a receiver faces when inferring the sender’s quality from the observed signal, decreases as total monument investment increases:</w:t>
+        <w:t xml:space="preserve">Assessment noise, the uncertainty that a neighboring group faces when trying to judge how strong the builders are from the size of their great house, decreases as total monument investment increases:</w:t>
       </w:r>
     </w:p>
     <w:p>
@@ -1903,7 +1902,7 @@
         <w:pStyle w:val="FirstParagraph"/>
       </w:pPr>
       <w:r>
-        <w:t xml:space="preserve">In words: survival probability during a crisis increases with the number of exchange partners. The parameter</w:t>
+        <w:t xml:space="preserve">In words: a group’s chances of surviving a drought improve with the number of communities it can call on for help. The logic is insurance: a family with no connections must weather a crop failure alone, but a family with exchange partners in different valleys can draw on surplus from areas where the rains fell. The parameter</w:t>
       </w:r>
       <w:r>
         <w:t xml:space="preserve"> </w:t>
@@ -1917,7 +1916,7 @@
         <w:t xml:space="preserve"> </w:t>
       </w:r>
       <w:r>
-        <w:t xml:space="preserve">scales the buffering value of each additional partner. When a group has no exchange partners (</w:t>
+        <w:t xml:space="preserve">scales how much each additional partner reduces risk. When a group has no exchange partners (</w:t>
       </w:r>
       <w:r>
         <w:rPr>
@@ -1930,7 +1929,7 @@
         <w:t xml:space="preserve"> </w:t>
       </w:r>
       <w:r>
-        <w:t xml:space="preserve">= 0), survival is determined entirely by the severity of the shortfall. Each additional partner reduces the effective impact of the crisis by providing access to resources from areas that may not be simultaneously affected. The exponential form ensures that survival probability remains in the interval (0, 1] for all non-negative</w:t>
+        <w:t xml:space="preserve">= 0), survival is determined entirely by the severity of the shortfall. The exponential form ensures that survival probability remains in the interval (0, 1] for all non-negative</w:t>
       </w:r>
       <w:r>
         <w:t xml:space="preserve"> </w:t>
@@ -1963,7 +1962,7 @@
         <w:pStyle w:val="BodyText"/>
       </w:pPr>
       <w:r>
-        <w:t xml:space="preserve">Monument builders acquire more exchange partners because their investment signals cooperative reliability. The formal basis for this connection was established by Gintis, Smith, and Bowles (2001), who demonstrated that cooperation among unrelated individuals can evolve through honest signaling even in the absence of repeated or assortative interactions. In their model, cooperation constitutes an honest signal of quality because cooperative responses from partners offset signaling costs; the equilibrium exists when the benefits of signaling exceed the expected cost for high-quality types but not for low-quality types (Gintis et al. 2001, p. 8). Critically, the model exhibits bistability: both signaling and non-signaling equilibria are stable, but a small number of signalers can invade a non-signaling population more easily than the reverse, predicting that signaling systems, once established, are robust (Gintis et al. 2001, pp. 12-13). The GSB model was developed for individual-level interactions among unrelated agents. At Chaco, the relevant exchange relationships operated between corporate groups, some of which were connected through kinship (Kennett et al. 2017). The extension from individual to group-level signaling is justified when the signaling agent is the corporate group rather than the individual, which the archaeological evidence supports: great house construction was a collective enterprise whose costs and benefits accrued to the community, not to any single person. Kin-based relationships within and between groups would, if anything, strengthen the signaling mechanism by providing additional channels for partner assessment and reducing the information asymmetry that signaling addresses. A group that has invested heavily in monument construction, bearing costs that are individually rational only for high-quality types, credibly demonstrates both its productive capacity and its commitment to the local social system. This information reduces the risk that potential exchange partners face when entering cooperative relationships with the signaler, lowering the threshold for partnership formation.</w:t>
+        <w:t xml:space="preserve">Monument builders acquire more exchange partners because their investment signals cooperative reliability. The formal basis for this connection was established by Gintis, Smith, and Bowles (2001), who demonstrated that cooperation among unrelated individuals can evolve through honest signaling even in the absence of repeated or assortative interactions. In their model, cooperation constitutes an honest signal of quality because cooperative responses from partners offset signaling costs; the equilibrium exists when the benefits of signaling exceed the expected cost for high-quality types but not for low-quality types (Gintis et al. 2001, p. 8). Critically, the model exhibits bistability, meaning that two stable states coexist: one in which signaling is widespread and one in which no one signals. Once a signaling system is established, it tends to persist; once it collapses, it does not spontaneously restart. The analogy is a ball resting in one of two valleys separated by a ridge: a small push is not enough to move it to the other valley. A small number of signalers can invade a non-signaling population more easily than the reverse, predicting that signaling systems, once established, are robust (Gintis et al. 2001, pp. 12-13). The GSB model was developed for individual-level interactions among unrelated agents. At Chaco, the relevant exchange relationships operated between corporate groups, some of which were connected through kinship (Kennett et al. 2017). The extension from individual to group-level signaling is justified when the signaling agent is the corporate group rather than the individual, which the archaeological evidence supports: great house construction was a collective enterprise whose costs and benefits accrued to the community, not to any single person. Kin-based relationships within and between groups would, if anything, strengthen the signaling mechanism by providing additional channels for partner assessment and reducing the information asymmetry that signaling addresses. A group that has invested heavily in monument construction, bearing costs that are individually rational only for high-quality types, credibly demonstrates both its productive capacity and its commitment to the local social system. This information reduces the risk that potential exchange partners face when entering cooperative relationships with the signaler, lowering the threshold for partnership formation.</w:t>
       </w:r>
     </w:p>
     <w:p>
@@ -2185,7 +2184,7 @@
         <w:pStyle w:val="BodyText"/>
       </w:pPr>
       <w:r>
-        <w:t xml:space="preserve">This endogenous feedback is the mechanism that makes the model responsive to environmental conditions without requiring agents to consciously calibrate their behavior to climate forecasts. Under stable conditions (low</w:t>
+        <w:t xml:space="preserve">This feedback loop makes the model responsive to environmental conditions without requiring anyone to consciously track climate statistics. When conditions are stable and predictable, cooperation networks are less valuable, so the payoff from building monuments is modest and communities invest little. When conditions are uncertain and droughts unpredictable, having exchange partners becomes critical for survival, so the payoff from monument building rises and communities invest more. Under stable conditions (low</w:t>
       </w:r>
       <w:r>
         <w:t xml:space="preserve"> </w:t>
@@ -2456,7 +2455,7 @@
         <w:pStyle w:val="FirstParagraph"/>
       </w:pPr>
       <w:r>
-        <w:t xml:space="preserve">In words: last period’s monument stock depreciates at rate</w:t>
+        <w:t xml:space="preserve">In words: last period’s monument stock loses some of its informational value at rate</w:t>
       </w:r>
       <w:r>
         <w:t xml:space="preserve"> </w:t>
@@ -2505,21 +2504,7 @@
         <w:t xml:space="preserve"> </w:t>
       </w:r>
       <w:r>
-        <w:t xml:space="preserve">adds to the stock. The depreciation rate</w:t>
-      </w:r>
-      <w:r>
-        <w:t xml:space="preserve"> </w:t>
-      </w:r>
-      <m:oMath>
-        <m:r>
-          <m:t>δ</m:t>
-        </m:r>
-      </m:oMath>
-      <w:r>
-        <w:t xml:space="preserve"> </w:t>
-      </w:r>
-      <w:r>
-        <w:t xml:space="preserve">is informational, not physical: a great house that was built a century ago and has received no subsequent construction or renovation signals that the constructing group may no longer possess the capacity it once demonstrated. At steady state, maintaining a constant signal requires continuous investment:</w:t>
+        <w:t xml:space="preserve">adds to the stock. The depreciation is informational, not physical: the walls may still stand, but a great house that was built a century ago and has received no subsequent construction or renovation tells observers that the builders may no longer possess the capacity they once demonstrated. The analogy is a business whose impressive headquarters was built decades ago but has received no maintenance or expansion: visitors begin to wonder whether the company is still thriving. At steady state, maintaining a constant signal requires continuous investment:</w:t>
       </w:r>
       <w:r>
         <w:t xml:space="preserve"> </w:t>

--- a/docs/manuscript/Chaco_Signaling_Manuscript.docx
+++ b/docs/manuscript/Chaco_Signaling_Manuscript.docx
@@ -3593,7 +3593,32 @@
         <w:t xml:space="preserve"> </w:t>
       </w:r>
       <w:r>
-        <w:t xml:space="preserve">construction, the opposite of what the lambda-sigma feedback predicts. PMDI level (mean wetness) correlates positively with construction across all temporal windows (20-year PMDI mean vs. 20-year construction sum: r = +0.386; 30-year PMDI mean vs. 20-year construction sum: r = +0.43), consistent with the surplus model’s prediction that wetter conditions enable more construction. The nominal p-values (p &lt; 0.01 for variance, p &lt; 0.0001 for mean) should be interpreted with caution: rolling-window statistics produce strongly autocorrelated series that inflate the effective degrees of freedom. The direction of the associations is robust, but the nominal significance levels overstate the precision of the estimates. The correlations indicate that construction timing tracks mean moisture, not environmental variance.</w:t>
+        <w:t xml:space="preserve">construction, the opposite of what the lambda-sigma feedback predicts. PMDI level (mean wetness) correlates positively with construction across all temporal windows (20-year PMDI mean vs. 20-year construction sum: r = +0.386; 30-year PMDI mean vs. 20-year construction sum: r = +0.43), consistent with the surplus model’s prediction that wetter conditions enable more construction. The nominal p-values (p &lt; 0.01 for variance, p &lt; 0.0001 for mean) should be interpreted with caution: rolling-window statistics produce strongly autocorrelated series that inflate the effective degrees of freedom. The direction of the associations is robust, but the nominal significance levels overstate the precision of the estimates.</w:t>
+      </w:r>
+    </w:p>
+    <w:p>
+      <w:pPr>
+        <w:pStyle w:val="BodyText"/>
+      </w:pPr>
+      <w:r>
+        <w:t xml:space="preserve">The result is robust to data quality filtering. Only 120 of the 2,973 specimens have definitive cutting dates (quality code</w:t>
+      </w:r>
+      <w:r>
+        <w:t xml:space="preserve"> </w:t>
+      </w:r>
+      <w:r>
+        <w:t xml:space="preserve">“c”</w:t>
+      </w:r>
+      <w:r>
+        <w:t xml:space="preserve">), the gold standard for construction timing. Restricting the analysis to these 120 specimens yields the same pattern: variance correlates negatively with construction (r = -0.135) and mean PMDI correlates positively and more strongly (r = +0.465). The result is not an artifact of imprecise dates.</w:t>
+      </w:r>
+    </w:p>
+    <w:p>
+      <w:pPr>
+        <w:pStyle w:val="BodyText"/>
+      </w:pPr>
+      <w:r>
+        <w:t xml:space="preserve">Site-level analysis reinforces the pattern. Every major great house built preferentially during wet years. Mean PMDI during active construction years was 0.54 for Pueblo Bonito, 0.56 for Chetro Ketl, 0.42 for Pueblo del Arroyo, 0.91 for Penasco Blanco, and 0.75 for Kin Kletso, compared to an overall mean of 0.11 across the 850-1150 CE period. This is not a statistical subtlety; it is a consistent, large effect visible at every site. People built when it was wet.</w:t>
       </w:r>
     </w:p>
     <w:p>
@@ -3611,15 +3636,23 @@
         <w:t xml:space="preserve"> </w:t>
       </w:r>
       <w:r>
-        <w:t xml:space="preserve">The lambda-sigma feedback is not supported at either period or annual resolution. At the annual scale, PMDI variance correlates negatively with construction activity, and PMDI level correlates positively, consistent with a surplus model and inconsistent with the signaling model’s distinctive mechanism. We report this result as a clear failure of the model’s most distinctive prediction. The lambda-sigma feedback, as currently formulated, does not account for the observed PMDI-construction relationship.</w:t>
-      </w:r>
-    </w:p>
-    <w:p>
-      <w:pPr>
-        <w:pStyle w:val="BodyText"/>
-      </w:pPr>
-      <w:r>
-        <w:t xml:space="preserve">This negative result does not invalidate the signaling model as a whole. The other discriminating predictions (P3: visibility, P4: conflict reduction, P8: collapse sequence) and the surplus-vs-signaling discrimination tests in Section 6.2 (pre-drought signal degradation, post-collapse non-recovery, competitive displacement) are supported by evidence that surplus models cannot accommodate. What the P5 result does indicate is that the specific mechanism linking environmental uncertainty to signaling returns requires revision. The motivation for signaling may not be PMDI variance per se but rather the structural properties of the environment, its marginality, the spatial heterogeneity of drought patterns across climate regimes (Gauthier 2021), and the multi-millennial context of Pueblo-period aridity (Polyak et al. 2022), that make cooperation networks valuable regardless of short-term variance. The insurance analogy in Section 3.4 may be more apt than the variance-tracking mechanism: communities in marginal environments purchase insurance (cooperation networks maintained through signaling) because they know shortfalls will come, not because they track year-to-year variance in real time. Reformulating the lambda-sigma mechanism to capture structural marginality rather than rolling variance is a priority for the next stage of the research programme.</w:t>
+        <w:t xml:space="preserve">The lambda-sigma feedback is not supported at any resolution: period-level, annual, cutting-date-only, or site-level. PMDI variance correlates negatively with construction, and PMDI level correlates positively, across all temporal windows and data subsets. We report this as a clear falsification of the model’s most distinctive prediction.</w:t>
+      </w:r>
+    </w:p>
+    <w:p>
+      <w:pPr>
+        <w:pStyle w:val="BodyText"/>
+      </w:pPr>
+      <w:r>
+        <w:t xml:space="preserve">This negative result does not invalidate the signaling model as a whole. The other discriminating predictions (P3: visibility, P4: conflict reduction, P8: collapse sequence) and the surplus-vs-signaling discrimination tests in Section 6.2 (pre-drought signal degradation, post-collapse non-recovery, competitive displacement) are supported by evidence that naive surplus models cannot accommodate. What the P5 result does indicate is that the specific mechanism linking environmental uncertainty to signaling returns requires revision.</w:t>
+      </w:r>
+    </w:p>
+    <w:p>
+      <w:pPr>
+        <w:pStyle w:val="BodyText"/>
+      </w:pPr>
+      <w:r>
+        <w:t xml:space="preserve">The site-level wet-building pattern is instructive for the reformulation. The insurance analogy in Section 3.4 may be more apt than the variance-tracking mechanism: communities in marginal environments purchase insurance (cooperation networks maintained through signaling) when they can afford the premiums (wet years), not when the disaster hits. The motivation for signaling is the structural properties of the environment, Chaco Canyon’s long-term aridity (Polyak et al. 2022), the spatial heterogeneity of drought patterns across climate regimes (Gauthier 2021), and the cumulative fragility of the local resource base (Lentz et al. 2021), that make cooperation networks valuable regardless of short-term variance. A reformulated Layer 3 should capture this structural vulnerability rather than rolling variance, and the construction-during-wet-years pattern provides a constraint: the mechanism must explain why signaling concentrates in marginal environments while construction within those environments tracks moisture availability.</w:t>
       </w:r>
     </w:p>
     <w:bookmarkEnd w:id="33"/>
